--- a/Final/site-plan-template.docx
+++ b/Final/site-plan-template.docx
@@ -10,12 +10,6 @@
           <w:rFonts w:eastAsia="Times New Roman"/>
         </w:rPr>
       </w:pPr>
-      <w:r>
-        <w:rPr>
-          <w:rFonts w:eastAsia="Times New Roman"/>
-        </w:rPr>
-        <w:t>[</w:t>
-      </w:r>
       <w:proofErr w:type="spellStart"/>
       <w:r>
         <w:rPr>
@@ -29,12 +23,6 @@
           <w:rFonts w:eastAsia="Times New Roman"/>
         </w:rPr>
         <w:t xml:space="preserve"> Studio</w:t>
-      </w:r>
-      <w:r>
-        <w:rPr>
-          <w:rFonts w:eastAsia="Times New Roman"/>
-        </w:rPr>
-        <w:t>] Site Plan</w:t>
       </w:r>
     </w:p>
     <w:p>
@@ -49,19 +37,7 @@
         <w:rPr>
           <w:rFonts w:eastAsia="Times New Roman"/>
         </w:rPr>
-        <w:t>[</w:t>
-      </w:r>
-      <w:r>
-        <w:rPr>
-          <w:rFonts w:eastAsia="Times New Roman"/>
-        </w:rPr>
         <w:t>Elysian Lin</w:t>
-      </w:r>
-      <w:r>
-        <w:rPr>
-          <w:rFonts w:eastAsia="Times New Roman"/>
-        </w:rPr>
-        <w:t>]</w:t>
       </w:r>
     </w:p>
     <w:p>
@@ -724,6 +700,144 @@
           </w:p>
         </w:tc>
       </w:tr>
+      <w:tr>
+        <w:trPr>
+          <w:tblCellSpacing w:w="15" w:type="dxa"/>
+        </w:trPr>
+        <w:tc>
+          <w:tcPr>
+            <w:tcW w:w="0" w:type="auto"/>
+            <w:vAlign w:val="center"/>
+          </w:tcPr>
+          <w:p>
+            <w:pPr>
+              <w:jc w:val="center"/>
+              <w:rPr>
+                <w:rFonts w:eastAsia="Times New Roman"/>
+                <w:sz w:val="20"/>
+                <w:szCs w:val="20"/>
+              </w:rPr>
+            </w:pPr>
+          </w:p>
+        </w:tc>
+        <w:tc>
+          <w:tcPr>
+            <w:tcW w:w="0" w:type="auto"/>
+            <w:vAlign w:val="center"/>
+          </w:tcPr>
+          <w:p>
+            <w:pPr>
+              <w:jc w:val="center"/>
+              <w:rPr>
+                <w:rFonts w:eastAsia="Times New Roman"/>
+                <w:sz w:val="20"/>
+                <w:szCs w:val="20"/>
+              </w:rPr>
+            </w:pPr>
+          </w:p>
+        </w:tc>
+        <w:tc>
+          <w:tcPr>
+            <w:tcW w:w="0" w:type="auto"/>
+            <w:vAlign w:val="center"/>
+          </w:tcPr>
+          <w:p>
+            <w:pPr>
+              <w:jc w:val="center"/>
+              <w:rPr>
+                <w:rFonts w:eastAsia="Times New Roman"/>
+                <w:sz w:val="20"/>
+                <w:szCs w:val="20"/>
+              </w:rPr>
+            </w:pPr>
+          </w:p>
+        </w:tc>
+        <w:tc>
+          <w:tcPr>
+            <w:tcW w:w="0" w:type="auto"/>
+            <w:vAlign w:val="center"/>
+          </w:tcPr>
+          <w:p>
+            <w:pPr>
+              <w:jc w:val="center"/>
+              <w:rPr>
+                <w:rFonts w:eastAsia="Times New Roman"/>
+                <w:sz w:val="20"/>
+                <w:szCs w:val="20"/>
+              </w:rPr>
+            </w:pPr>
+          </w:p>
+        </w:tc>
+      </w:tr>
+      <w:tr>
+        <w:trPr>
+          <w:tblCellSpacing w:w="15" w:type="dxa"/>
+        </w:trPr>
+        <w:tc>
+          <w:tcPr>
+            <w:tcW w:w="0" w:type="auto"/>
+            <w:vAlign w:val="center"/>
+          </w:tcPr>
+          <w:p>
+            <w:pPr>
+              <w:jc w:val="center"/>
+              <w:rPr>
+                <w:rFonts w:eastAsia="Times New Roman"/>
+                <w:sz w:val="20"/>
+                <w:szCs w:val="20"/>
+              </w:rPr>
+            </w:pPr>
+          </w:p>
+        </w:tc>
+        <w:tc>
+          <w:tcPr>
+            <w:tcW w:w="0" w:type="auto"/>
+            <w:vAlign w:val="center"/>
+          </w:tcPr>
+          <w:p>
+            <w:pPr>
+              <w:jc w:val="center"/>
+              <w:rPr>
+                <w:rFonts w:eastAsia="Times New Roman"/>
+                <w:sz w:val="20"/>
+                <w:szCs w:val="20"/>
+              </w:rPr>
+            </w:pPr>
+          </w:p>
+        </w:tc>
+        <w:tc>
+          <w:tcPr>
+            <w:tcW w:w="0" w:type="auto"/>
+            <w:vAlign w:val="center"/>
+          </w:tcPr>
+          <w:p>
+            <w:pPr>
+              <w:jc w:val="center"/>
+              <w:rPr>
+                <w:rFonts w:eastAsia="Times New Roman"/>
+                <w:sz w:val="20"/>
+                <w:szCs w:val="20"/>
+              </w:rPr>
+            </w:pPr>
+          </w:p>
+        </w:tc>
+        <w:tc>
+          <w:tcPr>
+            <w:tcW w:w="0" w:type="auto"/>
+            <w:vAlign w:val="center"/>
+          </w:tcPr>
+          <w:p>
+            <w:pPr>
+              <w:jc w:val="center"/>
+              <w:rPr>
+                <w:rFonts w:eastAsia="Times New Roman"/>
+                <w:sz w:val="20"/>
+                <w:szCs w:val="20"/>
+              </w:rPr>
+            </w:pPr>
+          </w:p>
+        </w:tc>
+      </w:tr>
     </w:tbl>
     <w:p>
       <w:pPr>
@@ -735,6 +849,50 @@
           <w:szCs w:val="27"/>
         </w:rPr>
       </w:pPr>
+      <w:r>
+        <w:rPr>
+          <w:rFonts w:eastAsia="Times New Roman"/>
+          <w:b/>
+          <w:bCs/>
+          <w:sz w:val="27"/>
+          <w:szCs w:val="27"/>
+        </w:rPr>
+        <w:drawing>
+          <wp:inline distT="0" distB="0" distL="0" distR="0" wp14:anchorId="3D9CE46B" wp14:editId="16375E6A">
+            <wp:extent cx="5943600" cy="2442210"/>
+            <wp:effectExtent l="0" t="0" r="0" b="0"/>
+            <wp:docPr id="320744194" name="Picture 1" descr="A screenshot of a computer&#10;&#10;AI-generated content may be incorrect."/>
+            <wp:cNvGraphicFramePr>
+              <a:graphicFrameLocks xmlns:a="http://schemas.openxmlformats.org/drawingml/2006/main" noChangeAspect="1"/>
+            </wp:cNvGraphicFramePr>
+            <a:graphic xmlns:a="http://schemas.openxmlformats.org/drawingml/2006/main">
+              <a:graphicData uri="http://schemas.openxmlformats.org/drawingml/2006/picture">
+                <pic:pic xmlns:pic="http://schemas.openxmlformats.org/drawingml/2006/picture">
+                  <pic:nvPicPr>
+                    <pic:cNvPr id="320744194" name="Picture 1" descr="A screenshot of a computer&#10;&#10;AI-generated content may be incorrect."/>
+                    <pic:cNvPicPr/>
+                  </pic:nvPicPr>
+                  <pic:blipFill>
+                    <a:blip r:embed="rId6"/>
+                    <a:stretch>
+                      <a:fillRect/>
+                    </a:stretch>
+                  </pic:blipFill>
+                  <pic:spPr>
+                    <a:xfrm>
+                      <a:off x="0" y="0"/>
+                      <a:ext cx="5943600" cy="2442210"/>
+                    </a:xfrm>
+                    <a:prstGeom prst="rect">
+                      <a:avLst/>
+                    </a:prstGeom>
+                  </pic:spPr>
+                </pic:pic>
+              </a:graphicData>
+            </a:graphic>
+          </wp:inline>
+        </w:drawing>
+      </w:r>
     </w:p>
     <w:p>
       <w:pPr>
@@ -767,19 +925,13 @@
         <w:rPr>
           <w:rFonts w:eastAsia="Times New Roman"/>
         </w:rPr>
-        <w:t>Heading Font: [</w:t>
+        <w:t xml:space="preserve">Heading Font: </w:t>
       </w:r>
       <w:r>
         <w:rPr>
           <w:rFonts w:eastAsia="Times New Roman"/>
         </w:rPr>
         <w:t>DM Serif Display</w:t>
-      </w:r>
-      <w:r>
-        <w:rPr>
-          <w:rFonts w:eastAsia="Times New Roman"/>
-        </w:rPr>
-        <w:t>]</w:t>
       </w:r>
     </w:p>
     <w:p>
@@ -790,11 +942,78 @@
           <w:rFonts w:eastAsia="Times New Roman"/>
         </w:rPr>
       </w:pPr>
-      <w:r>
-        <w:rPr>
-          <w:rFonts w:eastAsia="Times New Roman"/>
-        </w:rPr>
-        <w:t>Paragraph Font: [</w:t>
+      <w:hyperlink r:id="rId7" w:history="1">
+        <w:r>
+          <w:rPr>
+            <w:rStyle w:val="Hyperlink"/>
+            <w:rFonts w:eastAsia="Times New Roman"/>
+          </w:rPr>
+          <w:t>https://fonts.google.com/specimen/DM+Serif+Display?query=DM</w:t>
+        </w:r>
+      </w:hyperlink>
+    </w:p>
+    <w:p>
+      <w:pPr>
+        <w:pStyle w:val="Heading4"/>
+        <w:jc w:val="center"/>
+        <w:rPr>
+          <w:rFonts w:eastAsia="Times New Roman"/>
+        </w:rPr>
+      </w:pPr>
+      <w:r>
+        <w:rPr>
+          <w:rFonts w:eastAsia="Times New Roman"/>
+        </w:rPr>
+        <w:drawing>
+          <wp:inline distT="0" distB="0" distL="0" distR="0" wp14:anchorId="5D452A6C" wp14:editId="55A6E6A2">
+            <wp:extent cx="3956538" cy="1307856"/>
+            <wp:effectExtent l="0" t="0" r="6350" b="6985"/>
+            <wp:docPr id="967877047" name="Picture 1" descr="A screenshot of a computer&#10;&#10;AI-generated content may be incorrect."/>
+            <wp:cNvGraphicFramePr>
+              <a:graphicFrameLocks xmlns:a="http://schemas.openxmlformats.org/drawingml/2006/main" noChangeAspect="1"/>
+            </wp:cNvGraphicFramePr>
+            <a:graphic xmlns:a="http://schemas.openxmlformats.org/drawingml/2006/main">
+              <a:graphicData uri="http://schemas.openxmlformats.org/drawingml/2006/picture">
+                <pic:pic xmlns:pic="http://schemas.openxmlformats.org/drawingml/2006/picture">
+                  <pic:nvPicPr>
+                    <pic:cNvPr id="967877047" name="Picture 1" descr="A screenshot of a computer&#10;&#10;AI-generated content may be incorrect."/>
+                    <pic:cNvPicPr/>
+                  </pic:nvPicPr>
+                  <pic:blipFill>
+                    <a:blip r:embed="rId8"/>
+                    <a:stretch>
+                      <a:fillRect/>
+                    </a:stretch>
+                  </pic:blipFill>
+                  <pic:spPr>
+                    <a:xfrm>
+                      <a:off x="0" y="0"/>
+                      <a:ext cx="3979031" cy="1315291"/>
+                    </a:xfrm>
+                    <a:prstGeom prst="rect">
+                      <a:avLst/>
+                    </a:prstGeom>
+                  </pic:spPr>
+                </pic:pic>
+              </a:graphicData>
+            </a:graphic>
+          </wp:inline>
+        </w:drawing>
+      </w:r>
+    </w:p>
+    <w:p>
+      <w:pPr>
+        <w:pStyle w:val="Heading4"/>
+        <w:jc w:val="center"/>
+        <w:rPr>
+          <w:rFonts w:eastAsia="Times New Roman"/>
+        </w:rPr>
+      </w:pPr>
+      <w:r>
+        <w:rPr>
+          <w:rFonts w:eastAsia="Times New Roman"/>
+        </w:rPr>
+        <w:t xml:space="preserve">Paragraph Font: </w:t>
       </w:r>
       <w:proofErr w:type="spellStart"/>
       <w:r>
@@ -804,11 +1023,73 @@
         <w:t>Raleway</w:t>
       </w:r>
       <w:proofErr w:type="spellEnd"/>
-      <w:r>
-        <w:rPr>
-          <w:rFonts w:eastAsia="Times New Roman"/>
-        </w:rPr>
-        <w:t>]</w:t>
+    </w:p>
+    <w:p>
+      <w:pPr>
+        <w:pStyle w:val="Heading4"/>
+        <w:jc w:val="center"/>
+        <w:rPr>
+          <w:rFonts w:eastAsia="Times New Roman"/>
+        </w:rPr>
+      </w:pPr>
+      <w:hyperlink r:id="rId9" w:history="1">
+        <w:r>
+          <w:rPr>
+            <w:rStyle w:val="Hyperlink"/>
+            <w:rFonts w:eastAsia="Times New Roman"/>
+          </w:rPr>
+          <w:t>https://fonts.google.com/specimen/Raleway?query=%22Raleway</w:t>
+        </w:r>
+      </w:hyperlink>
+    </w:p>
+    <w:p>
+      <w:pPr>
+        <w:pStyle w:val="Heading4"/>
+        <w:jc w:val="center"/>
+        <w:rPr>
+          <w:rFonts w:eastAsia="Times New Roman"/>
+        </w:rPr>
+      </w:pPr>
+      <w:r>
+        <w:rPr>
+          <w:rFonts w:eastAsia="Times New Roman"/>
+        </w:rPr>
+        <w:lastRenderedPageBreak/>
+        <w:drawing>
+          <wp:inline distT="0" distB="0" distL="0" distR="0" wp14:anchorId="1F378AC6" wp14:editId="7CBAA5D2">
+            <wp:extent cx="3950677" cy="1284392"/>
+            <wp:effectExtent l="0" t="0" r="0" b="0"/>
+            <wp:docPr id="1506355214" name="Picture 1" descr="A screenshot of a computer&#10;&#10;AI-generated content may be incorrect."/>
+            <wp:cNvGraphicFramePr>
+              <a:graphicFrameLocks xmlns:a="http://schemas.openxmlformats.org/drawingml/2006/main" noChangeAspect="1"/>
+            </wp:cNvGraphicFramePr>
+            <a:graphic xmlns:a="http://schemas.openxmlformats.org/drawingml/2006/main">
+              <a:graphicData uri="http://schemas.openxmlformats.org/drawingml/2006/picture">
+                <pic:pic xmlns:pic="http://schemas.openxmlformats.org/drawingml/2006/picture">
+                  <pic:nvPicPr>
+                    <pic:cNvPr id="1506355214" name="Picture 1" descr="A screenshot of a computer&#10;&#10;AI-generated content may be incorrect."/>
+                    <pic:cNvPicPr/>
+                  </pic:nvPicPr>
+                  <pic:blipFill>
+                    <a:blip r:embed="rId10"/>
+                    <a:stretch>
+                      <a:fillRect/>
+                    </a:stretch>
+                  </pic:blipFill>
+                  <pic:spPr>
+                    <a:xfrm>
+                      <a:off x="0" y="0"/>
+                      <a:ext cx="3961080" cy="1287774"/>
+                    </a:xfrm>
+                    <a:prstGeom prst="rect">
+                      <a:avLst/>
+                    </a:prstGeom>
+                  </pic:spPr>
+                </pic:pic>
+              </a:graphicData>
+            </a:graphic>
+          </wp:inline>
+        </w:drawing>
       </w:r>
     </w:p>
     <w:p>
@@ -861,7 +1142,6 @@
       <w:pPr>
         <w:jc w:val="center"/>
         <w:rPr>
-          <w:rFonts w:hint="eastAsia"/>
           <w:color w:val="0E0EFF"/>
           <w:u w:val="single"/>
           <w:lang w:eastAsia="zh-TW"/>
@@ -892,22 +1172,20 @@
         </w:rPr>
         <w:t xml:space="preserve"> </w:t>
       </w:r>
-      <w:proofErr w:type="gramStart"/>
       <w:r>
         <w:rPr>
           <w:color w:val="0E0EFF"/>
           <w:u w:val="single"/>
           <w:lang w:eastAsia="zh-TW"/>
         </w:rPr>
-        <w:t xml:space="preserve">Gallery </w:t>
-      </w:r>
-      <w:r>
-        <w:rPr>
-          <w:rFonts w:hint="eastAsia"/>
+        <w:t>Gallery</w:t>
+      </w:r>
+      <w:r>
+        <w:rPr>
           <w:color w:val="0E0EFF"/>
           <w:lang w:eastAsia="zh-TW"/>
         </w:rPr>
-        <w:t xml:space="preserve"> </w:t>
+        <w:t xml:space="preserve">   </w:t>
       </w:r>
       <w:r>
         <w:rPr>
@@ -915,16 +1193,7 @@
           <w:u w:val="single"/>
           <w:lang w:eastAsia="zh-TW"/>
         </w:rPr>
-        <w:t>Nail</w:t>
-      </w:r>
-      <w:proofErr w:type="gramEnd"/>
-      <w:r>
-        <w:rPr>
-          <w:color w:val="0E0EFF"/>
-          <w:u w:val="single"/>
-          <w:lang w:eastAsia="zh-TW"/>
-        </w:rPr>
-        <w:t xml:space="preserve"> Talk</w:t>
+        <w:t>Nail Talk</w:t>
       </w:r>
     </w:p>
     <w:p>
@@ -1021,6 +1290,76 @@
       </w:pPr>
       <w:r>
         <w:rPr>
+          <w:noProof/>
+          <w:lang w:eastAsia="zh-TW"/>
+        </w:rPr>
+        <mc:AlternateContent>
+          <mc:Choice Requires="wps">
+            <w:drawing>
+              <wp:anchor distT="0" distB="0" distL="114300" distR="114300" simplePos="0" relativeHeight="251659264" behindDoc="0" locked="0" layoutInCell="1" allowOverlap="1" wp14:anchorId="246F9D68" wp14:editId="6436FE19">
+                <wp:simplePos x="0" y="0"/>
+                <wp:positionH relativeFrom="column">
+                  <wp:posOffset>849923</wp:posOffset>
+                </wp:positionH>
+                <wp:positionV relativeFrom="paragraph">
+                  <wp:posOffset>179754</wp:posOffset>
+                </wp:positionV>
+                <wp:extent cx="3903785" cy="568569"/>
+                <wp:effectExtent l="0" t="0" r="20955" b="22225"/>
+                <wp:wrapNone/>
+                <wp:docPr id="876444113" name="Rectangle 1"/>
+                <wp:cNvGraphicFramePr/>
+                <a:graphic xmlns:a="http://schemas.openxmlformats.org/drawingml/2006/main">
+                  <a:graphicData uri="http://schemas.microsoft.com/office/word/2010/wordprocessingShape">
+                    <wps:wsp>
+                      <wps:cNvSpPr/>
+                      <wps:spPr>
+                        <a:xfrm>
+                          <a:off x="0" y="0"/>
+                          <a:ext cx="3903785" cy="568569"/>
+                        </a:xfrm>
+                        <a:prstGeom prst="rect">
+                          <a:avLst/>
+                        </a:prstGeom>
+                        <a:noFill/>
+                      </wps:spPr>
+                      <wps:style>
+                        <a:lnRef idx="2">
+                          <a:schemeClr val="accent1">
+                            <a:shade val="15000"/>
+                          </a:schemeClr>
+                        </a:lnRef>
+                        <a:fillRef idx="1">
+                          <a:schemeClr val="accent1"/>
+                        </a:fillRef>
+                        <a:effectRef idx="0">
+                          <a:schemeClr val="accent1"/>
+                        </a:effectRef>
+                        <a:fontRef idx="minor">
+                          <a:schemeClr val="lt1"/>
+                        </a:fontRef>
+                      </wps:style>
+                      <wps:bodyPr rot="0" spcFirstLastPara="0" vertOverflow="overflow" horzOverflow="overflow" vert="horz" wrap="square" lIns="91440" tIns="45720" rIns="91440" bIns="45720" numCol="1" spcCol="0" rtlCol="0" fromWordArt="0" anchor="ctr" anchorCtr="0" forceAA="0" compatLnSpc="1">
+                        <a:prstTxWarp prst="textNoShape">
+                          <a:avLst/>
+                        </a:prstTxWarp>
+                        <a:noAutofit/>
+                      </wps:bodyPr>
+                    </wps:wsp>
+                  </a:graphicData>
+                </a:graphic>
+              </wp:anchor>
+            </w:drawing>
+          </mc:Choice>
+          <mc:Fallback>
+            <w:pict>
+              <v:rect w14:anchorId="6B7A358D" id="Rectangle 1" o:spid="_x0000_s1026" style="position:absolute;margin-left:66.9pt;margin-top:14.15pt;width:307.4pt;height:44.75pt;z-index:251659264;visibility:visible;mso-wrap-style:square;mso-wrap-distance-left:9pt;mso-wrap-distance-top:0;mso-wrap-distance-right:9pt;mso-wrap-distance-bottom:0;mso-position-horizontal:absolute;mso-position-horizontal-relative:text;mso-position-vertical:absolute;mso-position-vertical-relative:text;v-text-anchor:middle" o:gfxdata="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" filled="f" strokecolor="#09101d [484]" strokeweight="1pt"/>
+            </w:pict>
+          </mc:Fallback>
+        </mc:AlternateContent>
+      </w:r>
+      <w:r>
+        <w:rPr>
           <w:lang w:eastAsia="zh-TW"/>
         </w:rPr>
         <w:t>B</w:t>
@@ -1045,6 +1384,59 @@
           <w:lang w:eastAsia="zh-TW"/>
         </w:rPr>
         <w:t xml:space="preserve"> Studio</w:t>
+      </w:r>
+    </w:p>
+    <w:p>
+      <w:pPr>
+        <w:pStyle w:val="ListParagraph"/>
+        <w:ind w:left="1440"/>
+        <w:rPr>
+          <w:rFonts w:eastAsia="Times New Roman"/>
+        </w:rPr>
+      </w:pPr>
+      <w:proofErr w:type="spellStart"/>
+      <w:r>
+        <w:rPr>
+          <w:rFonts w:eastAsia="Times New Roman"/>
+        </w:rPr>
+        <w:t>NailArt</w:t>
+      </w:r>
+      <w:proofErr w:type="spellEnd"/>
+      <w:r>
+        <w:rPr>
+          <w:rFonts w:eastAsia="Times New Roman"/>
+        </w:rPr>
+        <w:t xml:space="preserve"> Studio</w:t>
+      </w:r>
+    </w:p>
+    <w:p>
+      <w:pPr>
+        <w:pStyle w:val="ListParagraph"/>
+        <w:ind w:left="1440"/>
+        <w:rPr>
+          <w:rFonts w:eastAsia="Times New Roman"/>
+        </w:rPr>
+      </w:pPr>
+      <w:r>
+        <w:rPr>
+          <w:rFonts w:eastAsia="Times New Roman"/>
+        </w:rPr>
+        <w:t>Turning fingertips into tiny masterpieces, one stroke at a time.</w:t>
+      </w:r>
+    </w:p>
+    <w:p>
+      <w:pPr>
+        <w:pStyle w:val="ListParagraph"/>
+        <w:ind w:left="1440"/>
+        <w:rPr>
+          <w:rFonts w:eastAsia="Times New Roman"/>
+        </w:rPr>
+      </w:pPr>
+      <w:r>
+        <w:rPr>
+          <w:rFonts w:eastAsia="Times New Roman"/>
+        </w:rPr>
+        <w:t>View All Artworks →</w:t>
       </w:r>
     </w:p>
     <w:p>
@@ -1062,20 +1454,100 @@
         <w:rPr>
           <w:lang w:eastAsia="zh-TW"/>
         </w:rPr>
-        <w:t>S</w:t>
-      </w:r>
-      <w:r>
-        <w:rPr>
-          <w:rFonts w:hint="eastAsia"/>
-          <w:lang w:eastAsia="zh-TW"/>
-        </w:rPr>
-        <w:t xml:space="preserve">hort </w:t>
-      </w:r>
-      <w:r>
-        <w:rPr>
-          <w:lang w:eastAsia="zh-TW"/>
-        </w:rPr>
-        <w:t>slogan</w:t>
+        <w:t>About me</w:t>
+      </w:r>
+    </w:p>
+    <w:p>
+      <w:pPr>
+        <w:pStyle w:val="ListParagraph"/>
+        <w:ind w:left="1440"/>
+        <w:rPr>
+          <w:rFonts w:eastAsia="Times New Roman"/>
+        </w:rPr>
+      </w:pPr>
+      <w:r>
+        <w:rPr>
+          <w:rFonts w:eastAsia="Times New Roman"/>
+        </w:rPr>
+        <w:t>I'm from Taiwan.</w:t>
+      </w:r>
+    </w:p>
+    <w:p>
+      <w:pPr>
+        <w:pStyle w:val="ListParagraph"/>
+        <w:ind w:left="1440"/>
+        <w:rPr>
+          <w:rFonts w:eastAsia="Times New Roman"/>
+        </w:rPr>
+      </w:pPr>
+      <w:r>
+        <w:rPr>
+          <w:rFonts w:eastAsia="Times New Roman"/>
+        </w:rPr>
+        <w:t>Student at BYUI</w:t>
+      </w:r>
+    </w:p>
+    <w:p>
+      <w:pPr>
+        <w:pStyle w:val="ListParagraph"/>
+        <w:ind w:left="1440"/>
+        <w:rPr>
+          <w:rFonts w:eastAsia="Times New Roman"/>
+        </w:rPr>
+      </w:pPr>
+      <w:r>
+        <w:rPr>
+          <w:rFonts w:eastAsia="Times New Roman"/>
+        </w:rPr>
+        <w:tab/>
+      </w:r>
+      <w:r>
+        <w:rPr>
+          <w:rFonts w:eastAsia="Times New Roman"/>
+        </w:rPr>
+        <w:t>Major: Biochemistry</w:t>
+      </w:r>
+    </w:p>
+    <w:p>
+      <w:pPr>
+        <w:pStyle w:val="ListParagraph"/>
+        <w:ind w:left="1440"/>
+        <w:rPr>
+          <w:rFonts w:eastAsia="Times New Roman"/>
+        </w:rPr>
+      </w:pPr>
+      <w:r>
+        <w:rPr>
+          <w:rFonts w:eastAsia="Times New Roman"/>
+        </w:rPr>
+        <w:tab/>
+      </w:r>
+      <w:r>
+        <w:rPr>
+          <w:rFonts w:eastAsia="Times New Roman"/>
+        </w:rPr>
+        <w:t>Minor: Web Development</w:t>
+      </w:r>
+    </w:p>
+    <w:p>
+      <w:pPr>
+        <w:pStyle w:val="ListParagraph"/>
+        <w:ind w:left="1440"/>
+        <w:rPr>
+          <w:rFonts w:eastAsia="Times New Roman"/>
+        </w:rPr>
+      </w:pPr>
+      <w:r>
+        <w:rPr>
+          <w:rFonts w:eastAsia="Times New Roman"/>
+        </w:rPr>
+        <w:t>I</w:t>
+      </w:r>
+      <w:r>
+        <w:rPr>
+          <w:rFonts w:eastAsia="Times New Roman"/>
+        </w:rPr>
+        <w:t> love doing nail art. It’s my favorite way to relax and get creative. I enjoy designing nails for myself and my sisters, turning simple ideas into fun and colorful designs.</w:t>
       </w:r>
     </w:p>
     <w:p>
@@ -1093,24 +1565,6 @@
         <w:rPr>
           <w:lang w:eastAsia="zh-TW"/>
         </w:rPr>
-        <w:t>About me</w:t>
-      </w:r>
-    </w:p>
-    <w:p>
-      <w:pPr>
-        <w:pStyle w:val="ListParagraph"/>
-        <w:numPr>
-          <w:ilvl w:val="0"/>
-          <w:numId w:val="6"/>
-        </w:numPr>
-        <w:rPr>
-          <w:rFonts w:eastAsia="Times New Roman"/>
-        </w:rPr>
-      </w:pPr>
-      <w:r>
-        <w:rPr>
-          <w:lang w:eastAsia="zh-TW"/>
-        </w:rPr>
         <w:t>Artworks</w:t>
       </w:r>
     </w:p>
@@ -1119,9 +1573,30 @@
         <w:pStyle w:val="ListParagraph"/>
         <w:ind w:left="1440"/>
         <w:rPr>
+          <w:rFonts w:eastAsia="Times New Roman"/>
+        </w:rPr>
+      </w:pPr>
+      <w:r>
+        <w:rPr>
           <w:rFonts w:eastAsia="Times New Roman" w:hint="eastAsia"/>
         </w:rPr>
-      </w:pPr>
+        <w:t>View All Artworks →</w:t>
+      </w:r>
+    </w:p>
+    <w:p>
+      <w:pPr>
+        <w:pStyle w:val="ListParagraph"/>
+        <w:ind w:left="1440"/>
+        <w:rPr>
+          <w:rFonts w:eastAsia="Times New Roman"/>
+        </w:rPr>
+      </w:pPr>
+      <w:r>
+        <w:rPr>
+          <w:rFonts w:eastAsia="Times New Roman"/>
+        </w:rPr>
+        <w:t>Three pictures</w:t>
+      </w:r>
     </w:p>
     <w:p>
       <w:pPr>
@@ -1157,7 +1632,19 @@
         <w:rPr>
           <w:lang w:eastAsia="zh-TW"/>
         </w:rPr>
-        <w:t>photo</w:t>
+        <w:t>P</w:t>
+      </w:r>
+      <w:r>
+        <w:rPr>
+          <w:lang w:eastAsia="zh-TW"/>
+        </w:rPr>
+        <w:t>hoto</w:t>
+      </w:r>
+      <w:r>
+        <w:rPr>
+          <w:lang w:eastAsia="zh-TW"/>
+        </w:rPr>
+        <w:t xml:space="preserve"> (grid)</w:t>
       </w:r>
     </w:p>
     <w:p>
@@ -1169,16 +1656,9 @@
       </w:pPr>
       <w:r>
         <w:rPr>
-          <w:rFonts w:hint="eastAsia"/>
-          <w:lang w:eastAsia="zh-TW"/>
-        </w:rPr>
-        <w:t>Quiz</w:t>
-      </w:r>
-      <w:r>
-        <w:rPr>
-          <w:lang w:eastAsia="zh-TW"/>
-        </w:rPr>
-        <w:t xml:space="preserve"> </w:t>
+          <w:lang w:eastAsia="zh-TW"/>
+        </w:rPr>
+        <w:t>Nail Talk</w:t>
       </w:r>
     </w:p>
     <w:p>
@@ -1197,7 +1677,13 @@
         <w:rPr>
           <w:lang w:eastAsia="zh-TW"/>
         </w:rPr>
-        <w:t>How to care for your nails (e.g., daily maintenance steps)</w:t>
+        <w:t xml:space="preserve">Big title: </w:t>
+      </w:r>
+      <w:r>
+        <w:rPr>
+          <w:lang w:eastAsia="zh-TW"/>
+        </w:rPr>
+        <w:t>Basic Tools &amp; Uses</w:t>
       </w:r>
     </w:p>
     <w:p>
@@ -1216,7 +1702,457 @@
         <w:rPr>
           <w:lang w:eastAsia="zh-TW"/>
         </w:rPr>
-        <w:t>Nail polish application tips</w:t>
+        <w:t>Nail Preparation Tools</w:t>
+      </w:r>
+    </w:p>
+    <w:p>
+      <w:pPr>
+        <w:pStyle w:val="ListParagraph"/>
+        <w:numPr>
+          <w:ilvl w:val="0"/>
+          <w:numId w:val="18"/>
+        </w:numPr>
+        <w:spacing w:before="100" w:beforeAutospacing="1" w:after="100" w:afterAutospacing="1"/>
+        <w:rPr>
+          <w:lang w:eastAsia="zh-TW"/>
+        </w:rPr>
+      </w:pPr>
+      <w:r>
+        <w:rPr>
+          <w:lang w:eastAsia="zh-TW"/>
+        </w:rPr>
+        <w:t>Electric Nail Drill Kit</w:t>
+      </w:r>
+    </w:p>
+    <w:p>
+      <w:pPr>
+        <w:pStyle w:val="ListParagraph"/>
+        <w:numPr>
+          <w:ilvl w:val="0"/>
+          <w:numId w:val="19"/>
+        </w:numPr>
+        <w:spacing w:before="100" w:beforeAutospacing="1" w:after="100" w:afterAutospacing="1"/>
+        <w:rPr>
+          <w:lang w:eastAsia="zh-TW"/>
+        </w:rPr>
+      </w:pPr>
+      <w:r>
+        <w:rPr>
+          <w:lang w:eastAsia="zh-TW"/>
+        </w:rPr>
+        <w:lastRenderedPageBreak/>
+        <w:t xml:space="preserve">Purpose: </w:t>
+      </w:r>
+      <w:r>
+        <w:rPr>
+          <w:lang w:eastAsia="zh-TW"/>
+        </w:rPr>
+        <w:t>Improves efficiency; suitable for nail removal, cuticle care, and surface preparation.</w:t>
+      </w:r>
+    </w:p>
+    <w:p>
+      <w:pPr>
+        <w:pStyle w:val="ListParagraph"/>
+        <w:numPr>
+          <w:ilvl w:val="0"/>
+          <w:numId w:val="19"/>
+        </w:numPr>
+        <w:spacing w:before="100" w:beforeAutospacing="1" w:after="100" w:afterAutospacing="1"/>
+        <w:rPr>
+          <w:lang w:eastAsia="zh-TW"/>
+        </w:rPr>
+      </w:pPr>
+      <w:r>
+        <w:rPr>
+          <w:lang w:eastAsia="zh-TW"/>
+        </w:rPr>
+        <w:t>Notes:</w:t>
+      </w:r>
+      <w:r>
+        <w:t xml:space="preserve"> </w:t>
+      </w:r>
+      <w:r>
+        <w:rPr>
+          <w:lang w:eastAsia="zh-TW"/>
+        </w:rPr>
+        <w:t>Use proper speed control and correct angle to avoid burning yourself.</w:t>
+      </w:r>
+    </w:p>
+    <w:p>
+      <w:pPr>
+        <w:pStyle w:val="ListParagraph"/>
+        <w:numPr>
+          <w:ilvl w:val="0"/>
+          <w:numId w:val="18"/>
+        </w:numPr>
+        <w:spacing w:before="100" w:beforeAutospacing="1" w:after="100" w:afterAutospacing="1"/>
+        <w:rPr>
+          <w:lang w:eastAsia="zh-TW"/>
+        </w:rPr>
+      </w:pPr>
+      <w:r>
+        <w:rPr>
+          <w:lang w:eastAsia="zh-TW"/>
+        </w:rPr>
+        <w:t>Nail Clippers for Acrylic Nails</w:t>
+      </w:r>
+    </w:p>
+    <w:p>
+      <w:pPr>
+        <w:pStyle w:val="ListParagraph"/>
+        <w:numPr>
+          <w:ilvl w:val="0"/>
+          <w:numId w:val="20"/>
+        </w:numPr>
+        <w:spacing w:before="100" w:beforeAutospacing="1" w:after="100" w:afterAutospacing="1"/>
+      </w:pPr>
+      <w:r>
+        <w:rPr>
+          <w:lang w:eastAsia="zh-TW"/>
+        </w:rPr>
+        <w:t>Purpose:</w:t>
+      </w:r>
+      <w:r>
+        <w:rPr>
+          <w:rFonts w:ascii="Consolas" w:eastAsia="Times New Roman" w:hAnsi="Consolas"/>
+          <w:color w:val="CCCCCC"/>
+          <w:sz w:val="21"/>
+          <w:szCs w:val="21"/>
+          <w:lang w:eastAsia="zh-TW"/>
+        </w:rPr>
+        <w:t xml:space="preserve"> </w:t>
+      </w:r>
+      <w:r>
+        <w:t>Trim acrylic or artificial nails to the desired length quickly and cleanly.</w:t>
+      </w:r>
+    </w:p>
+    <w:p>
+      <w:pPr>
+        <w:pStyle w:val="ListParagraph"/>
+        <w:numPr>
+          <w:ilvl w:val="0"/>
+          <w:numId w:val="20"/>
+        </w:numPr>
+        <w:spacing w:before="100" w:beforeAutospacing="1" w:after="100" w:afterAutospacing="1"/>
+        <w:rPr>
+          <w:lang w:eastAsia="zh-TW"/>
+        </w:rPr>
+      </w:pPr>
+      <w:r>
+        <w:rPr>
+          <w:lang w:eastAsia="zh-TW"/>
+        </w:rPr>
+        <w:t>Notes:</w:t>
+      </w:r>
+      <w:r>
+        <w:t xml:space="preserve"> </w:t>
+      </w:r>
+      <w:r>
+        <w:rPr>
+          <w:lang w:eastAsia="zh-TW"/>
+        </w:rPr>
+        <w:t>Cut slowly and evenly to avoid cracking the nail.</w:t>
+      </w:r>
+    </w:p>
+    <w:p>
+      <w:pPr>
+        <w:pStyle w:val="ListParagraph"/>
+        <w:numPr>
+          <w:ilvl w:val="0"/>
+          <w:numId w:val="18"/>
+        </w:numPr>
+        <w:spacing w:before="100" w:beforeAutospacing="1" w:after="100" w:afterAutospacing="1"/>
+        <w:rPr>
+          <w:lang w:eastAsia="zh-TW"/>
+        </w:rPr>
+      </w:pPr>
+      <w:r>
+        <w:rPr>
+          <w:lang w:eastAsia="zh-TW"/>
+        </w:rPr>
+        <w:t>Buffer Block</w:t>
+      </w:r>
+    </w:p>
+    <w:p>
+      <w:pPr>
+        <w:pStyle w:val="ListParagraph"/>
+        <w:numPr>
+          <w:ilvl w:val="0"/>
+          <w:numId w:val="21"/>
+        </w:numPr>
+        <w:spacing w:before="100" w:beforeAutospacing="1" w:after="100" w:afterAutospacing="1"/>
+        <w:rPr>
+          <w:lang w:eastAsia="zh-TW"/>
+        </w:rPr>
+      </w:pPr>
+      <w:r>
+        <w:rPr>
+          <w:lang w:eastAsia="zh-TW"/>
+        </w:rPr>
+        <w:t>Purpose:</w:t>
+      </w:r>
+      <w:r>
+        <w:t xml:space="preserve"> </w:t>
+      </w:r>
+      <w:r>
+        <w:rPr>
+          <w:lang w:eastAsia="zh-TW"/>
+        </w:rPr>
+        <w:t>Smooth the nail surface, improve polish adhesion, and remove small scratches.</w:t>
+      </w:r>
+    </w:p>
+    <w:p>
+      <w:pPr>
+        <w:pStyle w:val="ListParagraph"/>
+        <w:numPr>
+          <w:ilvl w:val="0"/>
+          <w:numId w:val="21"/>
+        </w:numPr>
+        <w:spacing w:before="100" w:beforeAutospacing="1" w:after="100" w:afterAutospacing="1"/>
+        <w:rPr>
+          <w:lang w:eastAsia="zh-TW"/>
+        </w:rPr>
+      </w:pPr>
+      <w:r>
+        <w:rPr>
+          <w:lang w:eastAsia="zh-TW"/>
+        </w:rPr>
+        <w:t>Notes:</w:t>
+      </w:r>
+      <w:r>
+        <w:t xml:space="preserve"> </w:t>
+      </w:r>
+      <w:r>
+        <w:rPr>
+          <w:lang w:eastAsia="zh-TW"/>
+        </w:rPr>
+        <w:t>Avoid over-buffing; it can thin and weaken the natural nail.</w:t>
+      </w:r>
+    </w:p>
+    <w:p>
+      <w:pPr>
+        <w:pStyle w:val="ListParagraph"/>
+        <w:numPr>
+          <w:ilvl w:val="0"/>
+          <w:numId w:val="18"/>
+        </w:numPr>
+        <w:spacing w:before="100" w:beforeAutospacing="1" w:after="100" w:afterAutospacing="1"/>
+        <w:rPr>
+          <w:lang w:eastAsia="zh-TW"/>
+        </w:rPr>
+      </w:pPr>
+      <w:r>
+        <w:rPr>
+          <w:lang w:eastAsia="zh-TW"/>
+        </w:rPr>
+        <w:t>Steel Pusher</w:t>
+      </w:r>
+    </w:p>
+    <w:p>
+      <w:pPr>
+        <w:pStyle w:val="ListParagraph"/>
+        <w:numPr>
+          <w:ilvl w:val="0"/>
+          <w:numId w:val="22"/>
+        </w:numPr>
+        <w:spacing w:before="100" w:beforeAutospacing="1" w:after="100" w:afterAutospacing="1"/>
+        <w:rPr>
+          <w:lang w:eastAsia="zh-TW"/>
+        </w:rPr>
+      </w:pPr>
+      <w:r>
+        <w:rPr>
+          <w:lang w:eastAsia="zh-TW"/>
+        </w:rPr>
+        <w:t>Purpose:</w:t>
+      </w:r>
+      <w:r>
+        <w:rPr>
+          <w:lang w:eastAsia="zh-TW"/>
+        </w:rPr>
+        <w:t xml:space="preserve"> Push back dead skin and keratin around the nail edges and grooves.</w:t>
+      </w:r>
+    </w:p>
+    <w:p>
+      <w:pPr>
+        <w:pStyle w:val="ListParagraph"/>
+        <w:numPr>
+          <w:ilvl w:val="0"/>
+          <w:numId w:val="22"/>
+        </w:numPr>
+        <w:spacing w:before="100" w:beforeAutospacing="1" w:after="100" w:afterAutospacing="1"/>
+        <w:rPr>
+          <w:lang w:eastAsia="zh-TW"/>
+        </w:rPr>
+      </w:pPr>
+      <w:r>
+        <w:rPr>
+          <w:lang w:eastAsia="zh-TW"/>
+        </w:rPr>
+        <w:t>Notes:</w:t>
+      </w:r>
+      <w:r>
+        <w:rPr>
+          <w:lang w:eastAsia="zh-TW"/>
+        </w:rPr>
+        <w:t xml:space="preserve"> Beginners should use cuticle softener and push gently to avoid injuring the nail root.</w:t>
+      </w:r>
+    </w:p>
+    <w:p>
+      <w:pPr>
+        <w:pStyle w:val="ListParagraph"/>
+        <w:numPr>
+          <w:ilvl w:val="0"/>
+          <w:numId w:val="18"/>
+        </w:numPr>
+        <w:spacing w:before="100" w:beforeAutospacing="1" w:after="100" w:afterAutospacing="1"/>
+        <w:rPr>
+          <w:lang w:eastAsia="zh-TW"/>
+        </w:rPr>
+      </w:pPr>
+      <w:r>
+        <w:rPr>
+          <w:lang w:eastAsia="zh-TW"/>
+        </w:rPr>
+        <w:t>Cuticle Pusher &amp; Nail Nipper</w:t>
+      </w:r>
+    </w:p>
+    <w:p>
+      <w:pPr>
+        <w:pStyle w:val="ListParagraph"/>
+        <w:numPr>
+          <w:ilvl w:val="0"/>
+          <w:numId w:val="23"/>
+        </w:numPr>
+        <w:spacing w:before="100" w:beforeAutospacing="1" w:after="100" w:afterAutospacing="1"/>
+        <w:rPr>
+          <w:lang w:eastAsia="zh-TW"/>
+        </w:rPr>
+      </w:pPr>
+      <w:r>
+        <w:rPr>
+          <w:lang w:eastAsia="zh-TW"/>
+        </w:rPr>
+        <w:t>Purpose:</w:t>
+      </w:r>
+      <w:r>
+        <w:rPr>
+          <w:rFonts w:ascii="Consolas" w:eastAsia="Times New Roman" w:hAnsi="Consolas"/>
+          <w:color w:val="CCCCCC"/>
+          <w:sz w:val="21"/>
+          <w:szCs w:val="21"/>
+          <w:lang w:eastAsia="zh-TW"/>
+        </w:rPr>
+        <w:t xml:space="preserve"> </w:t>
+      </w:r>
+      <w:r>
+        <w:rPr>
+          <w:lang w:eastAsia="zh-TW"/>
+        </w:rPr>
+        <w:t>Remove dead skin around the nail for a cleaner surface and better gel adhesion.</w:t>
+      </w:r>
+    </w:p>
+    <w:p>
+      <w:pPr>
+        <w:pStyle w:val="ListParagraph"/>
+        <w:numPr>
+          <w:ilvl w:val="0"/>
+          <w:numId w:val="23"/>
+        </w:numPr>
+        <w:spacing w:before="100" w:beforeAutospacing="1" w:after="100" w:afterAutospacing="1"/>
+        <w:rPr>
+          <w:lang w:eastAsia="zh-TW"/>
+        </w:rPr>
+      </w:pPr>
+      <w:r>
+        <w:rPr>
+          <w:lang w:eastAsia="zh-TW"/>
+        </w:rPr>
+        <w:t>Notes:</w:t>
+      </w:r>
+      <w:r>
+        <w:t xml:space="preserve"> </w:t>
+      </w:r>
+      <w:r>
+        <w:rPr>
+          <w:lang w:eastAsia="zh-TW"/>
+        </w:rPr>
+        <w:t>Disinfect tools before and after each use to prevent infection.</w:t>
+      </w:r>
+    </w:p>
+    <w:p>
+      <w:pPr>
+        <w:pStyle w:val="ListParagraph"/>
+        <w:numPr>
+          <w:ilvl w:val="0"/>
+          <w:numId w:val="18"/>
+        </w:numPr>
+        <w:spacing w:before="100" w:beforeAutospacing="1" w:after="100" w:afterAutospacing="1"/>
+        <w:rPr>
+          <w:lang w:eastAsia="zh-TW"/>
+        </w:rPr>
+      </w:pPr>
+      <w:r>
+        <w:rPr>
+          <w:lang w:eastAsia="zh-TW"/>
+        </w:rPr>
+        <w:t>Cuticle Oil</w:t>
+      </w:r>
+    </w:p>
+    <w:p>
+      <w:pPr>
+        <w:pStyle w:val="ListParagraph"/>
+        <w:numPr>
+          <w:ilvl w:val="0"/>
+          <w:numId w:val="24"/>
+        </w:numPr>
+        <w:spacing w:before="100" w:beforeAutospacing="1" w:after="100" w:afterAutospacing="1"/>
+        <w:rPr>
+          <w:lang w:eastAsia="zh-TW"/>
+        </w:rPr>
+      </w:pPr>
+      <w:r>
+        <w:rPr>
+          <w:lang w:eastAsia="zh-TW"/>
+        </w:rPr>
+        <w:t>Purpose:</w:t>
+      </w:r>
+      <w:r>
+        <w:t xml:space="preserve"> </w:t>
+      </w:r>
+      <w:r>
+        <w:rPr>
+          <w:lang w:eastAsia="zh-TW"/>
+        </w:rPr>
+        <w:t>Moisturizes and nourishes the cuticles, keeping nails flexible and healthy.</w:t>
+      </w:r>
+    </w:p>
+    <w:p>
+      <w:pPr>
+        <w:pStyle w:val="ListParagraph"/>
+        <w:numPr>
+          <w:ilvl w:val="0"/>
+          <w:numId w:val="24"/>
+        </w:numPr>
+        <w:spacing w:before="100" w:beforeAutospacing="1" w:after="100" w:afterAutospacing="1"/>
+        <w:rPr>
+          <w:lang w:eastAsia="zh-TW"/>
+        </w:rPr>
+      </w:pPr>
+      <w:r>
+        <w:rPr>
+          <w:lang w:eastAsia="zh-TW"/>
+        </w:rPr>
+        <w:t>Notes:</w:t>
+      </w:r>
+      <w:r>
+        <w:t xml:space="preserve"> </w:t>
+      </w:r>
+      <w:r>
+        <w:rPr>
+          <w:lang w:eastAsia="zh-TW"/>
+        </w:rPr>
+        <w:t>Apply after finishing your manicure for a natural shine and hydration boost.</w:t>
       </w:r>
     </w:p>
     <w:p>
@@ -1235,16 +2171,400 @@
         <w:rPr>
           <w:lang w:eastAsia="zh-TW"/>
         </w:rPr>
-        <w:t>Pre- and post-manicure care advice</w:t>
-      </w:r>
-    </w:p>
-    <w:p>
-      <w:pPr>
-        <w:rPr>
-          <w:rFonts w:hint="eastAsia"/>
-          <w:lang w:eastAsia="zh-TW"/>
-        </w:rPr>
-      </w:pPr>
+        <w:t>Functional Gel</w:t>
+      </w:r>
+    </w:p>
+    <w:p>
+      <w:pPr>
+        <w:pStyle w:val="ListParagraph"/>
+        <w:numPr>
+          <w:ilvl w:val="0"/>
+          <w:numId w:val="31"/>
+        </w:numPr>
+        <w:spacing w:before="100" w:beforeAutospacing="1" w:after="100" w:afterAutospacing="1"/>
+        <w:rPr>
+          <w:lang w:eastAsia="zh-TW"/>
+        </w:rPr>
+      </w:pPr>
+      <w:r>
+        <w:rPr>
+          <w:lang w:eastAsia="zh-TW"/>
+        </w:rPr>
+        <w:t>Base Coat</w:t>
+      </w:r>
+    </w:p>
+    <w:p>
+      <w:pPr>
+        <w:pStyle w:val="ListParagraph"/>
+        <w:numPr>
+          <w:ilvl w:val="0"/>
+          <w:numId w:val="19"/>
+        </w:numPr>
+        <w:spacing w:before="100" w:beforeAutospacing="1" w:after="100" w:afterAutospacing="1"/>
+        <w:rPr>
+          <w:lang w:eastAsia="zh-TW"/>
+        </w:rPr>
+      </w:pPr>
+      <w:r>
+        <w:rPr>
+          <w:lang w:eastAsia="zh-TW"/>
+        </w:rPr>
+        <w:t xml:space="preserve">Purpose: </w:t>
+      </w:r>
+      <w:r>
+        <w:rPr>
+          <w:lang w:eastAsia="zh-TW"/>
+        </w:rPr>
+        <w:t>Protects the natural nail and improves adhesion of the color gel.</w:t>
+      </w:r>
+    </w:p>
+    <w:p>
+      <w:pPr>
+        <w:pStyle w:val="ListParagraph"/>
+        <w:numPr>
+          <w:ilvl w:val="0"/>
+          <w:numId w:val="19"/>
+        </w:numPr>
+        <w:spacing w:before="100" w:beforeAutospacing="1" w:after="100" w:afterAutospacing="1"/>
+        <w:rPr>
+          <w:lang w:eastAsia="zh-TW"/>
+        </w:rPr>
+      </w:pPr>
+      <w:r>
+        <w:rPr>
+          <w:lang w:eastAsia="zh-TW"/>
+        </w:rPr>
+        <w:t>Notes:</w:t>
+      </w:r>
+      <w:r>
+        <w:t xml:space="preserve"> </w:t>
+      </w:r>
+      <w:r>
+        <w:t>Apply a thin, even layer. Avoid getting gel on the skin or cuticle area.</w:t>
+      </w:r>
+    </w:p>
+    <w:p>
+      <w:pPr>
+        <w:pStyle w:val="ListParagraph"/>
+        <w:numPr>
+          <w:ilvl w:val="0"/>
+          <w:numId w:val="31"/>
+        </w:numPr>
+        <w:spacing w:before="100" w:beforeAutospacing="1" w:after="100" w:afterAutospacing="1"/>
+        <w:rPr>
+          <w:lang w:eastAsia="zh-TW"/>
+        </w:rPr>
+      </w:pPr>
+      <w:r>
+        <w:rPr>
+          <w:lang w:eastAsia="zh-TW"/>
+        </w:rPr>
+        <w:t>Builder Gel</w:t>
+      </w:r>
+    </w:p>
+    <w:p>
+      <w:pPr>
+        <w:pStyle w:val="ListParagraph"/>
+        <w:numPr>
+          <w:ilvl w:val="0"/>
+          <w:numId w:val="20"/>
+        </w:numPr>
+        <w:spacing w:before="100" w:beforeAutospacing="1" w:after="100" w:afterAutospacing="1"/>
+        <w:rPr>
+          <w:lang w:eastAsia="zh-TW"/>
+        </w:rPr>
+      </w:pPr>
+      <w:r>
+        <w:rPr>
+          <w:lang w:eastAsia="zh-TW"/>
+        </w:rPr>
+        <w:t>Purpose:</w:t>
+      </w:r>
+      <w:r>
+        <w:rPr>
+          <w:rFonts w:ascii="Consolas" w:eastAsia="Times New Roman" w:hAnsi="Consolas"/>
+          <w:color w:val="CCCCCC"/>
+          <w:sz w:val="21"/>
+          <w:szCs w:val="21"/>
+          <w:lang w:eastAsia="zh-TW"/>
+        </w:rPr>
+        <w:t xml:space="preserve"> </w:t>
+      </w:r>
+      <w:r>
+        <w:rPr>
+          <w:rFonts w:eastAsia="Times New Roman"/>
+          <w:lang w:eastAsia="zh-TW"/>
+        </w:rPr>
+        <w:t>Strengthens the nail surface and helps extend nail length if needed.</w:t>
+      </w:r>
+    </w:p>
+    <w:p>
+      <w:pPr>
+        <w:pStyle w:val="ListParagraph"/>
+        <w:numPr>
+          <w:ilvl w:val="0"/>
+          <w:numId w:val="20"/>
+        </w:numPr>
+        <w:spacing w:before="100" w:beforeAutospacing="1" w:after="100" w:afterAutospacing="1"/>
+        <w:rPr>
+          <w:lang w:eastAsia="zh-TW"/>
+        </w:rPr>
+      </w:pPr>
+      <w:r>
+        <w:rPr>
+          <w:lang w:eastAsia="zh-TW"/>
+        </w:rPr>
+        <w:t>Notes:</w:t>
+      </w:r>
+      <w:r>
+        <w:t xml:space="preserve"> </w:t>
+      </w:r>
+      <w:r>
+        <w:t>Control the thickness and avoid over-curing under the UV lamp.</w:t>
+      </w:r>
+    </w:p>
+    <w:p>
+      <w:pPr>
+        <w:pStyle w:val="ListParagraph"/>
+        <w:numPr>
+          <w:ilvl w:val="0"/>
+          <w:numId w:val="31"/>
+        </w:numPr>
+        <w:spacing w:before="100" w:beforeAutospacing="1" w:after="100" w:afterAutospacing="1"/>
+        <w:rPr>
+          <w:lang w:eastAsia="zh-TW"/>
+        </w:rPr>
+      </w:pPr>
+      <w:proofErr w:type="gramStart"/>
+      <w:r>
+        <w:rPr>
+          <w:lang w:eastAsia="zh-TW"/>
+        </w:rPr>
+        <w:t>Top Coat</w:t>
+      </w:r>
+      <w:proofErr w:type="gramEnd"/>
+    </w:p>
+    <w:p>
+      <w:pPr>
+        <w:pStyle w:val="ListParagraph"/>
+        <w:numPr>
+          <w:ilvl w:val="0"/>
+          <w:numId w:val="21"/>
+        </w:numPr>
+        <w:spacing w:before="100" w:beforeAutospacing="1" w:after="100" w:afterAutospacing="1"/>
+        <w:rPr>
+          <w:lang w:eastAsia="zh-TW"/>
+        </w:rPr>
+      </w:pPr>
+      <w:r>
+        <w:rPr>
+          <w:lang w:eastAsia="zh-TW"/>
+        </w:rPr>
+        <w:t>Purpose:</w:t>
+      </w:r>
+      <w:r>
+        <w:t xml:space="preserve"> </w:t>
+      </w:r>
+      <w:r>
+        <w:t>Seals the color, adds shine, and protects the nail surface from scratches.</w:t>
+      </w:r>
+    </w:p>
+    <w:p>
+      <w:pPr>
+        <w:pStyle w:val="ListParagraph"/>
+        <w:numPr>
+          <w:ilvl w:val="0"/>
+          <w:numId w:val="21"/>
+        </w:numPr>
+        <w:spacing w:before="100" w:beforeAutospacing="1" w:after="100" w:afterAutospacing="1"/>
+        <w:rPr>
+          <w:lang w:eastAsia="zh-TW"/>
+        </w:rPr>
+      </w:pPr>
+      <w:r>
+        <w:rPr>
+          <w:lang w:eastAsia="zh-TW"/>
+        </w:rPr>
+        <w:t>Notes:</w:t>
+      </w:r>
+      <w:r>
+        <w:t xml:space="preserve"> </w:t>
+      </w:r>
+      <w:r>
+        <w:rPr>
+          <w:lang w:eastAsia="zh-TW"/>
+        </w:rPr>
+        <w:t>Avoid water or lotion for 30 minutes after curing for the best result.</w:t>
+      </w:r>
+    </w:p>
+    <w:p>
+      <w:pPr>
+        <w:pStyle w:val="ListParagraph"/>
+        <w:numPr>
+          <w:ilvl w:val="0"/>
+          <w:numId w:val="17"/>
+        </w:numPr>
+        <w:spacing w:before="100" w:beforeAutospacing="1" w:after="100" w:afterAutospacing="1"/>
+        <w:rPr>
+          <w:lang w:eastAsia="zh-TW"/>
+        </w:rPr>
+      </w:pPr>
+      <w:r>
+        <w:rPr>
+          <w:lang w:eastAsia="zh-TW"/>
+        </w:rPr>
+        <w:t>Nail Curing Lamps</w:t>
+      </w:r>
+    </w:p>
+    <w:p>
+      <w:pPr>
+        <w:pStyle w:val="ListParagraph"/>
+        <w:numPr>
+          <w:ilvl w:val="0"/>
+          <w:numId w:val="32"/>
+        </w:numPr>
+        <w:spacing w:before="100" w:beforeAutospacing="1" w:after="100" w:afterAutospacing="1"/>
+        <w:rPr>
+          <w:lang w:eastAsia="zh-TW"/>
+        </w:rPr>
+      </w:pPr>
+      <w:r>
+        <w:rPr>
+          <w:lang w:eastAsia="zh-TW"/>
+        </w:rPr>
+        <w:t>Handheld UV/LED Nail Lamp</w:t>
+      </w:r>
+    </w:p>
+    <w:p>
+      <w:pPr>
+        <w:pStyle w:val="ListParagraph"/>
+        <w:numPr>
+          <w:ilvl w:val="0"/>
+          <w:numId w:val="19"/>
+        </w:numPr>
+        <w:spacing w:before="100" w:beforeAutospacing="1" w:after="100" w:afterAutospacing="1"/>
+        <w:rPr>
+          <w:lang w:eastAsia="zh-TW"/>
+        </w:rPr>
+      </w:pPr>
+      <w:r>
+        <w:rPr>
+          <w:lang w:eastAsia="zh-TW"/>
+        </w:rPr>
+        <w:lastRenderedPageBreak/>
+        <w:t xml:space="preserve">Purpose: </w:t>
+      </w:r>
+      <w:r>
+        <w:rPr>
+          <w:lang w:eastAsia="zh-TW"/>
+        </w:rPr>
+        <w:t>Portable and convenient for curing small areas such as one finger or nail art details.</w:t>
+      </w:r>
+      <w:r>
+        <w:rPr>
+          <w:lang w:eastAsia="zh-TW"/>
+        </w:rPr>
+        <w:t>7</w:t>
+      </w:r>
+    </w:p>
+    <w:p>
+      <w:pPr>
+        <w:pStyle w:val="ListParagraph"/>
+        <w:numPr>
+          <w:ilvl w:val="0"/>
+          <w:numId w:val="19"/>
+        </w:numPr>
+        <w:spacing w:before="100" w:beforeAutospacing="1" w:after="100" w:afterAutospacing="1"/>
+        <w:rPr>
+          <w:lang w:eastAsia="zh-TW"/>
+        </w:rPr>
+      </w:pPr>
+      <w:r>
+        <w:rPr>
+          <w:lang w:eastAsia="zh-TW"/>
+        </w:rPr>
+        <w:t>Notes:</w:t>
+      </w:r>
+      <w:r>
+        <w:t xml:space="preserve"> Hold about 1–2 inches away from the nail surface; ideal for quick touch-ups or travel use.</w:t>
+      </w:r>
+    </w:p>
+    <w:p>
+      <w:pPr>
+        <w:pStyle w:val="ListParagraph"/>
+        <w:numPr>
+          <w:ilvl w:val="0"/>
+          <w:numId w:val="32"/>
+        </w:numPr>
+        <w:spacing w:before="100" w:beforeAutospacing="1" w:after="100" w:afterAutospacing="1"/>
+        <w:rPr>
+          <w:lang w:eastAsia="zh-TW"/>
+        </w:rPr>
+      </w:pPr>
+      <w:r>
+        <w:rPr>
+          <w:lang w:eastAsia="zh-TW"/>
+        </w:rPr>
+        <w:t>Builder Gel</w:t>
+      </w:r>
+    </w:p>
+    <w:p>
+      <w:pPr>
+        <w:pStyle w:val="ListParagraph"/>
+        <w:numPr>
+          <w:ilvl w:val="0"/>
+          <w:numId w:val="20"/>
+        </w:numPr>
+        <w:spacing w:before="100" w:beforeAutospacing="1" w:after="100" w:afterAutospacing="1"/>
+        <w:rPr>
+          <w:lang w:eastAsia="zh-TW"/>
+        </w:rPr>
+      </w:pPr>
+      <w:r>
+        <w:rPr>
+          <w:lang w:eastAsia="zh-TW"/>
+        </w:rPr>
+        <w:t>Purpose:</w:t>
+      </w:r>
+      <w:r>
+        <w:rPr>
+          <w:rFonts w:ascii="Consolas" w:eastAsia="Times New Roman" w:hAnsi="Consolas"/>
+          <w:color w:val="CCCCCC"/>
+          <w:sz w:val="21"/>
+          <w:szCs w:val="21"/>
+          <w:lang w:eastAsia="zh-TW"/>
+        </w:rPr>
+        <w:t xml:space="preserve"> </w:t>
+      </w:r>
+      <w:r>
+        <w:rPr>
+          <w:rFonts w:eastAsia="Times New Roman"/>
+          <w:lang w:eastAsia="zh-TW"/>
+        </w:rPr>
+        <w:t>Designed for curing the whole hand or both hands at once with strong and even UV/LED light.</w:t>
+      </w:r>
+    </w:p>
+    <w:p>
+      <w:pPr>
+        <w:pStyle w:val="ListParagraph"/>
+        <w:numPr>
+          <w:ilvl w:val="0"/>
+          <w:numId w:val="20"/>
+        </w:numPr>
+        <w:spacing w:before="100" w:beforeAutospacing="1" w:after="100" w:afterAutospacing="1"/>
+        <w:rPr>
+          <w:lang w:eastAsia="zh-TW"/>
+        </w:rPr>
+      </w:pPr>
+      <w:r>
+        <w:rPr>
+          <w:lang w:eastAsia="zh-TW"/>
+        </w:rPr>
+        <w:t>Notes:</w:t>
+      </w:r>
+      <w:r>
+        <w:t xml:space="preserve"> Make sure all nails are evenly exposed to the light. Avoid looking directly at the LEDs during curing.</w:t>
+      </w:r>
     </w:p>
     <w:p>
       <w:pPr>
@@ -1333,7 +2653,7 @@
                     <pic:cNvPicPr/>
                   </pic:nvPicPr>
                   <pic:blipFill>
-                    <a:blip r:embed="rId6" cstate="print">
+                    <a:blip r:embed="rId11" cstate="print">
                       <a:extLst>
                         <a:ext uri="{28A0092B-C50C-407E-A947-70E740481C1C}">
                           <a14:useLocalDpi xmlns:a14="http://schemas.microsoft.com/office/drawing/2010/main" val="0"/>
@@ -1360,6 +2680,62 @@
         </w:drawing>
       </w:r>
     </w:p>
+    <w:p>
+      <w:pPr>
+        <w:jc w:val="center"/>
+        <w:rPr>
+          <w:rFonts w:eastAsia="Times New Roman"/>
+        </w:rPr>
+      </w:pPr>
+      <w:r>
+        <w:rPr>
+          <w:rFonts w:eastAsia="Times New Roman"/>
+          <w:noProof/>
+        </w:rPr>
+        <w:lastRenderedPageBreak/>
+        <w:drawing>
+          <wp:inline distT="0" distB="0" distL="0" distR="0" wp14:anchorId="2E89E386" wp14:editId="03A309C1">
+            <wp:extent cx="5718810" cy="8229600"/>
+            <wp:effectExtent l="0" t="0" r="0" b="0"/>
+            <wp:docPr id="14938202" name="Picture 2" descr="A close-up of a basic tools list&#10;&#10;AI-generated content may be incorrect."/>
+            <wp:cNvGraphicFramePr>
+              <a:graphicFrameLocks xmlns:a="http://schemas.openxmlformats.org/drawingml/2006/main" noChangeAspect="1"/>
+            </wp:cNvGraphicFramePr>
+            <a:graphic xmlns:a="http://schemas.openxmlformats.org/drawingml/2006/main">
+              <a:graphicData uri="http://schemas.openxmlformats.org/drawingml/2006/picture">
+                <pic:pic xmlns:pic="http://schemas.openxmlformats.org/drawingml/2006/picture">
+                  <pic:nvPicPr>
+                    <pic:cNvPr id="14938202" name="Picture 2" descr="A close-up of a basic tools list&#10;&#10;AI-generated content may be incorrect."/>
+                    <pic:cNvPicPr/>
+                  </pic:nvPicPr>
+                  <pic:blipFill>
+                    <a:blip r:embed="rId12" cstate="print">
+                      <a:extLst>
+                        <a:ext uri="{28A0092B-C50C-407E-A947-70E740481C1C}">
+                          <a14:useLocalDpi xmlns:a14="http://schemas.microsoft.com/office/drawing/2010/main" val="0"/>
+                        </a:ext>
+                      </a:extLst>
+                    </a:blip>
+                    <a:stretch>
+                      <a:fillRect/>
+                    </a:stretch>
+                  </pic:blipFill>
+                  <pic:spPr>
+                    <a:xfrm>
+                      <a:off x="0" y="0"/>
+                      <a:ext cx="5718810" cy="8229600"/>
+                    </a:xfrm>
+                    <a:prstGeom prst="rect">
+                      <a:avLst/>
+                    </a:prstGeom>
+                  </pic:spPr>
+                </pic:pic>
+              </a:graphicData>
+            </a:graphic>
+          </wp:inline>
+        </w:drawing>
+      </w:r>
+    </w:p>
     <w:sectPr>
       <w:pgSz w:w="12240" w:h="15840"/>
       <w:pgMar w:top="1440" w:right="1440" w:bottom="1440" w:left="1440" w:header="720" w:footer="720" w:gutter="0"/>
@@ -1373,6 +2749,95 @@
 <file path=word/numbering.xml><?xml version="1.0" encoding="utf-8"?>
 <w:numbering xmlns:wpc="http://schemas.microsoft.com/office/word/2010/wordprocessingCanvas" xmlns:cx="http://schemas.microsoft.com/office/drawing/2014/chartex" xmlns:cx1="http://schemas.microsoft.com/office/drawing/2015/9/8/chartex" xmlns:cx2="http://schemas.microsoft.com/office/drawing/2015/10/21/chartex" xmlns:cx3="http://schemas.microsoft.com/office/drawing/2016/5/9/chartex" xmlns:cx4="http://schemas.microsoft.com/office/drawing/2016/5/10/chartex" xmlns:cx5="http://schemas.microsoft.com/office/drawing/2016/5/11/chartex" xmlns:cx6="http://schemas.microsoft.com/office/drawing/2016/5/12/chartex" xmlns:cx7="http://schemas.microsoft.com/office/drawing/2016/5/13/chartex" xmlns:cx8="http://schemas.microsoft.com/office/drawing/2016/5/14/chartex" xmlns:mc="http://schemas.openxmlformats.org/markup-compatibility/2006" xmlns:aink="http://schemas.microsoft.com/office/drawing/2016/ink" xmlns:am3d="http://schemas.microsoft.com/office/drawing/2017/model3d" xmlns:o="urn:schemas-microsoft-com:office:office" xmlns:oel="http://schemas.microsoft.com/office/2019/extlst" xmlns:r="http://schemas.openxmlformats.org/officeDocument/2006/relationships" xmlns:m="http://schemas.openxmlformats.org/officeDocument/2006/math" xmlns:v="urn:schemas-microsoft-com:vml" xmlns:wp14="http://schemas.microsoft.com/office/word/2010/wordprocessingDrawing" xmlns:wp="http://schemas.openxmlformats.org/drawingml/2006/wordprocessingDrawing" xmlns:w10="urn:schemas-microsoft-com:office:word" xmlns:w="http://schemas.openxmlformats.org/wordprocessingml/2006/main" xmlns:w14="http://schemas.microsoft.com/office/word/2010/wordml" xmlns:w15="http://schemas.microsoft.com/office/word/2012/wordml" xmlns:w16cex="http://schemas.microsoft.com/office/word/2018/wordml/cex" xmlns:w16cid="http://schemas.microsoft.com/office/word/2016/wordml/cid" xmlns:w16="http://schemas.microsoft.com/office/word/2018/wordml" xmlns:w16du="http://schemas.microsoft.com/office/word/2023/wordml/word16du" xmlns:w16sdtdh="http://schemas.microsoft.com/office/word/2020/wordml/sdtdatahash" xmlns:w16sdtfl="http://schemas.microsoft.com/office/word/2024/wordml/sdtformatlock" xmlns:w16se="http://schemas.microsoft.com/office/word/2015/wordml/symex" xmlns:wpg="http://schemas.microsoft.com/office/word/2010/wordprocessingGroup" xmlns:wpi="http://schemas.microsoft.com/office/word/2010/wordprocessingInk" xmlns:wne="http://schemas.microsoft.com/office/word/2006/wordml" xmlns:wps="http://schemas.microsoft.com/office/word/2010/wordprocessingShape" mc:Ignorable="w14 w15 w16se w16cid w16 w16cex w16sdtdh w16sdtfl w16du wp14">
   <w:abstractNum w:abstractNumId="0" w15:restartNumberingAfterBreak="0">
+    <w:nsid w:val="07AC0D2D"/>
+    <w:multiLevelType w:val="hybridMultilevel"/>
+    <w:tmpl w:val="5F0CC964"/>
+    <w:lvl w:ilvl="0" w:tplc="F78C81DC">
+      <w:start w:val="1"/>
+      <w:numFmt w:val="decimal"/>
+      <w:lvlText w:val="%1."/>
+      <w:lvlJc w:val="left"/>
+      <w:pPr>
+        <w:ind w:left="3780" w:hanging="360"/>
+      </w:pPr>
+      <w:rPr>
+        <w:rFonts w:hint="default"/>
+      </w:rPr>
+    </w:lvl>
+    <w:lvl w:ilvl="1" w:tplc="04090019" w:tentative="1">
+      <w:start w:val="1"/>
+      <w:numFmt w:val="lowerLetter"/>
+      <w:lvlText w:val="%2."/>
+      <w:lvlJc w:val="left"/>
+      <w:pPr>
+        <w:ind w:left="3420" w:hanging="360"/>
+      </w:pPr>
+    </w:lvl>
+    <w:lvl w:ilvl="2" w:tplc="0409001B">
+      <w:start w:val="1"/>
+      <w:numFmt w:val="lowerRoman"/>
+      <w:lvlText w:val="%3."/>
+      <w:lvlJc w:val="right"/>
+      <w:pPr>
+        <w:ind w:left="4140" w:hanging="180"/>
+      </w:pPr>
+    </w:lvl>
+    <w:lvl w:ilvl="3" w:tplc="0409000F" w:tentative="1">
+      <w:start w:val="1"/>
+      <w:numFmt w:val="decimal"/>
+      <w:lvlText w:val="%4."/>
+      <w:lvlJc w:val="left"/>
+      <w:pPr>
+        <w:ind w:left="4860" w:hanging="360"/>
+      </w:pPr>
+    </w:lvl>
+    <w:lvl w:ilvl="4" w:tplc="04090019" w:tentative="1">
+      <w:start w:val="1"/>
+      <w:numFmt w:val="lowerLetter"/>
+      <w:lvlText w:val="%5."/>
+      <w:lvlJc w:val="left"/>
+      <w:pPr>
+        <w:ind w:left="5580" w:hanging="360"/>
+      </w:pPr>
+    </w:lvl>
+    <w:lvl w:ilvl="5" w:tplc="0409001B" w:tentative="1">
+      <w:start w:val="1"/>
+      <w:numFmt w:val="lowerRoman"/>
+      <w:lvlText w:val="%6."/>
+      <w:lvlJc w:val="right"/>
+      <w:pPr>
+        <w:ind w:left="6300" w:hanging="180"/>
+      </w:pPr>
+    </w:lvl>
+    <w:lvl w:ilvl="6" w:tplc="0409000F" w:tentative="1">
+      <w:start w:val="1"/>
+      <w:numFmt w:val="decimal"/>
+      <w:lvlText w:val="%7."/>
+      <w:lvlJc w:val="left"/>
+      <w:pPr>
+        <w:ind w:left="7020" w:hanging="360"/>
+      </w:pPr>
+    </w:lvl>
+    <w:lvl w:ilvl="7" w:tplc="04090019" w:tentative="1">
+      <w:start w:val="1"/>
+      <w:numFmt w:val="lowerLetter"/>
+      <w:lvlText w:val="%8."/>
+      <w:lvlJc w:val="left"/>
+      <w:pPr>
+        <w:ind w:left="7740" w:hanging="360"/>
+      </w:pPr>
+    </w:lvl>
+    <w:lvl w:ilvl="8" w:tplc="0409001B" w:tentative="1">
+      <w:start w:val="1"/>
+      <w:numFmt w:val="lowerRoman"/>
+      <w:lvlText w:val="%9."/>
+      <w:lvlJc w:val="right"/>
+      <w:pPr>
+        <w:ind w:left="8460" w:hanging="180"/>
+      </w:pPr>
+    </w:lvl>
+  </w:abstractNum>
+  <w:abstractNum w:abstractNumId="1" w15:restartNumberingAfterBreak="0">
     <w:nsid w:val="07EC27E3"/>
     <w:multiLevelType w:val="multilevel"/>
     <w:tmpl w:val="E474F682"/>
@@ -1521,7 +2986,7 @@
       </w:rPr>
     </w:lvl>
   </w:abstractNum>
-  <w:abstractNum w:abstractNumId="1" w15:restartNumberingAfterBreak="0">
+  <w:abstractNum w:abstractNumId="2" w15:restartNumberingAfterBreak="0">
     <w:nsid w:val="11E5385B"/>
     <w:multiLevelType w:val="hybridMultilevel"/>
     <w:tmpl w:val="884EA3A0"/>
@@ -1634,7 +3099,7 @@
       </w:rPr>
     </w:lvl>
   </w:abstractNum>
-  <w:abstractNum w:abstractNumId="2" w15:restartNumberingAfterBreak="0">
+  <w:abstractNum w:abstractNumId="3" w15:restartNumberingAfterBreak="0">
     <w:nsid w:val="145B087E"/>
     <w:multiLevelType w:val="multilevel"/>
     <w:tmpl w:val="F6245FA4"/>
@@ -1783,7 +3248,7 @@
       </w:rPr>
     </w:lvl>
   </w:abstractNum>
-  <w:abstractNum w:abstractNumId="3" w15:restartNumberingAfterBreak="0">
+  <w:abstractNum w:abstractNumId="4" w15:restartNumberingAfterBreak="0">
     <w:nsid w:val="174D1A9C"/>
     <w:multiLevelType w:val="hybridMultilevel"/>
     <w:tmpl w:val="F072F96C"/>
@@ -1896,7 +3361,96 @@
       </w:rPr>
     </w:lvl>
   </w:abstractNum>
-  <w:abstractNum w:abstractNumId="4" w15:restartNumberingAfterBreak="0">
+  <w:abstractNum w:abstractNumId="5" w15:restartNumberingAfterBreak="0">
+    <w:nsid w:val="1CEB2D72"/>
+    <w:multiLevelType w:val="hybridMultilevel"/>
+    <w:tmpl w:val="3C329F2C"/>
+    <w:lvl w:ilvl="0" w:tplc="F78C81DC">
+      <w:start w:val="1"/>
+      <w:numFmt w:val="decimal"/>
+      <w:lvlText w:val="%1."/>
+      <w:lvlJc w:val="left"/>
+      <w:pPr>
+        <w:ind w:left="3240" w:hanging="360"/>
+      </w:pPr>
+      <w:rPr>
+        <w:rFonts w:hint="default"/>
+      </w:rPr>
+    </w:lvl>
+    <w:lvl w:ilvl="1" w:tplc="04090019" w:tentative="1">
+      <w:start w:val="1"/>
+      <w:numFmt w:val="lowerLetter"/>
+      <w:lvlText w:val="%2."/>
+      <w:lvlJc w:val="left"/>
+      <w:pPr>
+        <w:ind w:left="2880" w:hanging="360"/>
+      </w:pPr>
+    </w:lvl>
+    <w:lvl w:ilvl="2" w:tplc="0409001B">
+      <w:start w:val="1"/>
+      <w:numFmt w:val="lowerRoman"/>
+      <w:lvlText w:val="%3."/>
+      <w:lvlJc w:val="right"/>
+      <w:pPr>
+        <w:ind w:left="3600" w:hanging="180"/>
+      </w:pPr>
+    </w:lvl>
+    <w:lvl w:ilvl="3" w:tplc="0409000F" w:tentative="1">
+      <w:start w:val="1"/>
+      <w:numFmt w:val="decimal"/>
+      <w:lvlText w:val="%4."/>
+      <w:lvlJc w:val="left"/>
+      <w:pPr>
+        <w:ind w:left="4320" w:hanging="360"/>
+      </w:pPr>
+    </w:lvl>
+    <w:lvl w:ilvl="4" w:tplc="04090019" w:tentative="1">
+      <w:start w:val="1"/>
+      <w:numFmt w:val="lowerLetter"/>
+      <w:lvlText w:val="%5."/>
+      <w:lvlJc w:val="left"/>
+      <w:pPr>
+        <w:ind w:left="5040" w:hanging="360"/>
+      </w:pPr>
+    </w:lvl>
+    <w:lvl w:ilvl="5" w:tplc="0409001B" w:tentative="1">
+      <w:start w:val="1"/>
+      <w:numFmt w:val="lowerRoman"/>
+      <w:lvlText w:val="%6."/>
+      <w:lvlJc w:val="right"/>
+      <w:pPr>
+        <w:ind w:left="5760" w:hanging="180"/>
+      </w:pPr>
+    </w:lvl>
+    <w:lvl w:ilvl="6" w:tplc="0409000F" w:tentative="1">
+      <w:start w:val="1"/>
+      <w:numFmt w:val="decimal"/>
+      <w:lvlText w:val="%7."/>
+      <w:lvlJc w:val="left"/>
+      <w:pPr>
+        <w:ind w:left="6480" w:hanging="360"/>
+      </w:pPr>
+    </w:lvl>
+    <w:lvl w:ilvl="7" w:tplc="04090019" w:tentative="1">
+      <w:start w:val="1"/>
+      <w:numFmt w:val="lowerLetter"/>
+      <w:lvlText w:val="%8."/>
+      <w:lvlJc w:val="left"/>
+      <w:pPr>
+        <w:ind w:left="7200" w:hanging="360"/>
+      </w:pPr>
+    </w:lvl>
+    <w:lvl w:ilvl="8" w:tplc="0409001B" w:tentative="1">
+      <w:start w:val="1"/>
+      <w:numFmt w:val="lowerRoman"/>
+      <w:lvlText w:val="%9."/>
+      <w:lvlJc w:val="right"/>
+      <w:pPr>
+        <w:ind w:left="7920" w:hanging="180"/>
+      </w:pPr>
+    </w:lvl>
+  </w:abstractNum>
+  <w:abstractNum w:abstractNumId="6" w15:restartNumberingAfterBreak="0">
     <w:nsid w:val="1F787A56"/>
     <w:multiLevelType w:val="hybridMultilevel"/>
     <w:tmpl w:val="98CEAB3A"/>
@@ -1985,7 +3539,322 @@
       </w:pPr>
     </w:lvl>
   </w:abstractNum>
-  <w:abstractNum w:abstractNumId="5" w15:restartNumberingAfterBreak="0">
+  <w:abstractNum w:abstractNumId="7" w15:restartNumberingAfterBreak="0">
+    <w:nsid w:val="23AC34BD"/>
+    <w:multiLevelType w:val="hybridMultilevel"/>
+    <w:tmpl w:val="F1BEBBD6"/>
+    <w:lvl w:ilvl="0" w:tplc="04090001">
+      <w:start w:val="1"/>
+      <w:numFmt w:val="bullet"/>
+      <w:lvlText w:val=""/>
+      <w:lvlJc w:val="left"/>
+      <w:pPr>
+        <w:ind w:left="2880" w:hanging="360"/>
+      </w:pPr>
+      <w:rPr>
+        <w:rFonts w:ascii="Symbol" w:hAnsi="Symbol" w:hint="default"/>
+      </w:rPr>
+    </w:lvl>
+    <w:lvl w:ilvl="1" w:tplc="04090003" w:tentative="1">
+      <w:start w:val="1"/>
+      <w:numFmt w:val="bullet"/>
+      <w:lvlText w:val="o"/>
+      <w:lvlJc w:val="left"/>
+      <w:pPr>
+        <w:ind w:left="3600" w:hanging="360"/>
+      </w:pPr>
+      <w:rPr>
+        <w:rFonts w:ascii="Courier New" w:hAnsi="Courier New" w:cs="Courier New" w:hint="default"/>
+      </w:rPr>
+    </w:lvl>
+    <w:lvl w:ilvl="2" w:tplc="04090005" w:tentative="1">
+      <w:start w:val="1"/>
+      <w:numFmt w:val="bullet"/>
+      <w:lvlText w:val=""/>
+      <w:lvlJc w:val="left"/>
+      <w:pPr>
+        <w:ind w:left="4320" w:hanging="360"/>
+      </w:pPr>
+      <w:rPr>
+        <w:rFonts w:ascii="Wingdings" w:hAnsi="Wingdings" w:hint="default"/>
+      </w:rPr>
+    </w:lvl>
+    <w:lvl w:ilvl="3" w:tplc="04090001" w:tentative="1">
+      <w:start w:val="1"/>
+      <w:numFmt w:val="bullet"/>
+      <w:lvlText w:val=""/>
+      <w:lvlJc w:val="left"/>
+      <w:pPr>
+        <w:ind w:left="5040" w:hanging="360"/>
+      </w:pPr>
+      <w:rPr>
+        <w:rFonts w:ascii="Symbol" w:hAnsi="Symbol" w:hint="default"/>
+      </w:rPr>
+    </w:lvl>
+    <w:lvl w:ilvl="4" w:tplc="04090003" w:tentative="1">
+      <w:start w:val="1"/>
+      <w:numFmt w:val="bullet"/>
+      <w:lvlText w:val="o"/>
+      <w:lvlJc w:val="left"/>
+      <w:pPr>
+        <w:ind w:left="5760" w:hanging="360"/>
+      </w:pPr>
+      <w:rPr>
+        <w:rFonts w:ascii="Courier New" w:hAnsi="Courier New" w:cs="Courier New" w:hint="default"/>
+      </w:rPr>
+    </w:lvl>
+    <w:lvl w:ilvl="5" w:tplc="04090005" w:tentative="1">
+      <w:start w:val="1"/>
+      <w:numFmt w:val="bullet"/>
+      <w:lvlText w:val=""/>
+      <w:lvlJc w:val="left"/>
+      <w:pPr>
+        <w:ind w:left="6480" w:hanging="360"/>
+      </w:pPr>
+      <w:rPr>
+        <w:rFonts w:ascii="Wingdings" w:hAnsi="Wingdings" w:hint="default"/>
+      </w:rPr>
+    </w:lvl>
+    <w:lvl w:ilvl="6" w:tplc="04090001" w:tentative="1">
+      <w:start w:val="1"/>
+      <w:numFmt w:val="bullet"/>
+      <w:lvlText w:val=""/>
+      <w:lvlJc w:val="left"/>
+      <w:pPr>
+        <w:ind w:left="7200" w:hanging="360"/>
+      </w:pPr>
+      <w:rPr>
+        <w:rFonts w:ascii="Symbol" w:hAnsi="Symbol" w:hint="default"/>
+      </w:rPr>
+    </w:lvl>
+    <w:lvl w:ilvl="7" w:tplc="04090003" w:tentative="1">
+      <w:start w:val="1"/>
+      <w:numFmt w:val="bullet"/>
+      <w:lvlText w:val="o"/>
+      <w:lvlJc w:val="left"/>
+      <w:pPr>
+        <w:ind w:left="7920" w:hanging="360"/>
+      </w:pPr>
+      <w:rPr>
+        <w:rFonts w:ascii="Courier New" w:hAnsi="Courier New" w:cs="Courier New" w:hint="default"/>
+      </w:rPr>
+    </w:lvl>
+    <w:lvl w:ilvl="8" w:tplc="04090005" w:tentative="1">
+      <w:start w:val="1"/>
+      <w:numFmt w:val="bullet"/>
+      <w:lvlText w:val=""/>
+      <w:lvlJc w:val="left"/>
+      <w:pPr>
+        <w:ind w:left="8640" w:hanging="360"/>
+      </w:pPr>
+      <w:rPr>
+        <w:rFonts w:ascii="Wingdings" w:hAnsi="Wingdings" w:hint="default"/>
+      </w:rPr>
+    </w:lvl>
+  </w:abstractNum>
+  <w:abstractNum w:abstractNumId="8" w15:restartNumberingAfterBreak="0">
+    <w:nsid w:val="26595C50"/>
+    <w:multiLevelType w:val="hybridMultilevel"/>
+    <w:tmpl w:val="51B621DE"/>
+    <w:lvl w:ilvl="0" w:tplc="F78C81DC">
+      <w:start w:val="1"/>
+      <w:numFmt w:val="decimal"/>
+      <w:lvlText w:val="%1."/>
+      <w:lvlJc w:val="left"/>
+      <w:pPr>
+        <w:ind w:left="3960" w:hanging="360"/>
+      </w:pPr>
+      <w:rPr>
+        <w:rFonts w:hint="default"/>
+      </w:rPr>
+    </w:lvl>
+    <w:lvl w:ilvl="1" w:tplc="04090019" w:tentative="1">
+      <w:start w:val="1"/>
+      <w:numFmt w:val="lowerLetter"/>
+      <w:lvlText w:val="%2."/>
+      <w:lvlJc w:val="left"/>
+      <w:pPr>
+        <w:ind w:left="3600" w:hanging="360"/>
+      </w:pPr>
+    </w:lvl>
+    <w:lvl w:ilvl="2" w:tplc="0409001B" w:tentative="1">
+      <w:start w:val="1"/>
+      <w:numFmt w:val="lowerRoman"/>
+      <w:lvlText w:val="%3."/>
+      <w:lvlJc w:val="right"/>
+      <w:pPr>
+        <w:ind w:left="4320" w:hanging="180"/>
+      </w:pPr>
+    </w:lvl>
+    <w:lvl w:ilvl="3" w:tplc="0409000F">
+      <w:start w:val="1"/>
+      <w:numFmt w:val="decimal"/>
+      <w:lvlText w:val="%4."/>
+      <w:lvlJc w:val="left"/>
+      <w:pPr>
+        <w:ind w:left="5040" w:hanging="360"/>
+      </w:pPr>
+    </w:lvl>
+    <w:lvl w:ilvl="4" w:tplc="04090019" w:tentative="1">
+      <w:start w:val="1"/>
+      <w:numFmt w:val="lowerLetter"/>
+      <w:lvlText w:val="%5."/>
+      <w:lvlJc w:val="left"/>
+      <w:pPr>
+        <w:ind w:left="5760" w:hanging="360"/>
+      </w:pPr>
+    </w:lvl>
+    <w:lvl w:ilvl="5" w:tplc="0409001B" w:tentative="1">
+      <w:start w:val="1"/>
+      <w:numFmt w:val="lowerRoman"/>
+      <w:lvlText w:val="%6."/>
+      <w:lvlJc w:val="right"/>
+      <w:pPr>
+        <w:ind w:left="6480" w:hanging="180"/>
+      </w:pPr>
+    </w:lvl>
+    <w:lvl w:ilvl="6" w:tplc="0409000F" w:tentative="1">
+      <w:start w:val="1"/>
+      <w:numFmt w:val="decimal"/>
+      <w:lvlText w:val="%7."/>
+      <w:lvlJc w:val="left"/>
+      <w:pPr>
+        <w:ind w:left="7200" w:hanging="360"/>
+      </w:pPr>
+    </w:lvl>
+    <w:lvl w:ilvl="7" w:tplc="04090019" w:tentative="1">
+      <w:start w:val="1"/>
+      <w:numFmt w:val="lowerLetter"/>
+      <w:lvlText w:val="%8."/>
+      <w:lvlJc w:val="left"/>
+      <w:pPr>
+        <w:ind w:left="7920" w:hanging="360"/>
+      </w:pPr>
+    </w:lvl>
+    <w:lvl w:ilvl="8" w:tplc="0409001B" w:tentative="1">
+      <w:start w:val="1"/>
+      <w:numFmt w:val="lowerRoman"/>
+      <w:lvlText w:val="%9."/>
+      <w:lvlJc w:val="right"/>
+      <w:pPr>
+        <w:ind w:left="8640" w:hanging="180"/>
+      </w:pPr>
+    </w:lvl>
+  </w:abstractNum>
+  <w:abstractNum w:abstractNumId="9" w15:restartNumberingAfterBreak="0">
+    <w:nsid w:val="29C47C77"/>
+    <w:multiLevelType w:val="hybridMultilevel"/>
+    <w:tmpl w:val="4E5A20F6"/>
+    <w:lvl w:ilvl="0" w:tplc="04090001">
+      <w:start w:val="1"/>
+      <w:numFmt w:val="bullet"/>
+      <w:lvlText w:val=""/>
+      <w:lvlJc w:val="left"/>
+      <w:pPr>
+        <w:ind w:left="2880" w:hanging="360"/>
+      </w:pPr>
+      <w:rPr>
+        <w:rFonts w:ascii="Symbol" w:hAnsi="Symbol" w:hint="default"/>
+      </w:rPr>
+    </w:lvl>
+    <w:lvl w:ilvl="1" w:tplc="04090003" w:tentative="1">
+      <w:start w:val="1"/>
+      <w:numFmt w:val="bullet"/>
+      <w:lvlText w:val="o"/>
+      <w:lvlJc w:val="left"/>
+      <w:pPr>
+        <w:ind w:left="3600" w:hanging="360"/>
+      </w:pPr>
+      <w:rPr>
+        <w:rFonts w:ascii="Courier New" w:hAnsi="Courier New" w:cs="Courier New" w:hint="default"/>
+      </w:rPr>
+    </w:lvl>
+    <w:lvl w:ilvl="2" w:tplc="04090005" w:tentative="1">
+      <w:start w:val="1"/>
+      <w:numFmt w:val="bullet"/>
+      <w:lvlText w:val=""/>
+      <w:lvlJc w:val="left"/>
+      <w:pPr>
+        <w:ind w:left="4320" w:hanging="360"/>
+      </w:pPr>
+      <w:rPr>
+        <w:rFonts w:ascii="Wingdings" w:hAnsi="Wingdings" w:hint="default"/>
+      </w:rPr>
+    </w:lvl>
+    <w:lvl w:ilvl="3" w:tplc="04090001" w:tentative="1">
+      <w:start w:val="1"/>
+      <w:numFmt w:val="bullet"/>
+      <w:lvlText w:val=""/>
+      <w:lvlJc w:val="left"/>
+      <w:pPr>
+        <w:ind w:left="5040" w:hanging="360"/>
+      </w:pPr>
+      <w:rPr>
+        <w:rFonts w:ascii="Symbol" w:hAnsi="Symbol" w:hint="default"/>
+      </w:rPr>
+    </w:lvl>
+    <w:lvl w:ilvl="4" w:tplc="04090003" w:tentative="1">
+      <w:start w:val="1"/>
+      <w:numFmt w:val="bullet"/>
+      <w:lvlText w:val="o"/>
+      <w:lvlJc w:val="left"/>
+      <w:pPr>
+        <w:ind w:left="5760" w:hanging="360"/>
+      </w:pPr>
+      <w:rPr>
+        <w:rFonts w:ascii="Courier New" w:hAnsi="Courier New" w:cs="Courier New" w:hint="default"/>
+      </w:rPr>
+    </w:lvl>
+    <w:lvl w:ilvl="5" w:tplc="04090005" w:tentative="1">
+      <w:start w:val="1"/>
+      <w:numFmt w:val="bullet"/>
+      <w:lvlText w:val=""/>
+      <w:lvlJc w:val="left"/>
+      <w:pPr>
+        <w:ind w:left="6480" w:hanging="360"/>
+      </w:pPr>
+      <w:rPr>
+        <w:rFonts w:ascii="Wingdings" w:hAnsi="Wingdings" w:hint="default"/>
+      </w:rPr>
+    </w:lvl>
+    <w:lvl w:ilvl="6" w:tplc="04090001" w:tentative="1">
+      <w:start w:val="1"/>
+      <w:numFmt w:val="bullet"/>
+      <w:lvlText w:val=""/>
+      <w:lvlJc w:val="left"/>
+      <w:pPr>
+        <w:ind w:left="7200" w:hanging="360"/>
+      </w:pPr>
+      <w:rPr>
+        <w:rFonts w:ascii="Symbol" w:hAnsi="Symbol" w:hint="default"/>
+      </w:rPr>
+    </w:lvl>
+    <w:lvl w:ilvl="7" w:tplc="04090003" w:tentative="1">
+      <w:start w:val="1"/>
+      <w:numFmt w:val="bullet"/>
+      <w:lvlText w:val="o"/>
+      <w:lvlJc w:val="left"/>
+      <w:pPr>
+        <w:ind w:left="7920" w:hanging="360"/>
+      </w:pPr>
+      <w:rPr>
+        <w:rFonts w:ascii="Courier New" w:hAnsi="Courier New" w:cs="Courier New" w:hint="default"/>
+      </w:rPr>
+    </w:lvl>
+    <w:lvl w:ilvl="8" w:tplc="04090005" w:tentative="1">
+      <w:start w:val="1"/>
+      <w:numFmt w:val="bullet"/>
+      <w:lvlText w:val=""/>
+      <w:lvlJc w:val="left"/>
+      <w:pPr>
+        <w:ind w:left="8640" w:hanging="360"/>
+      </w:pPr>
+      <w:rPr>
+        <w:rFonts w:ascii="Wingdings" w:hAnsi="Wingdings" w:hint="default"/>
+      </w:rPr>
+    </w:lvl>
+  </w:abstractNum>
+  <w:abstractNum w:abstractNumId="10" w15:restartNumberingAfterBreak="0">
     <w:nsid w:val="2BD37702"/>
     <w:multiLevelType w:val="multilevel"/>
     <w:tmpl w:val="F6245FA4"/>
@@ -2134,7 +4003,7 @@
       </w:rPr>
     </w:lvl>
   </w:abstractNum>
-  <w:abstractNum w:abstractNumId="6" w15:restartNumberingAfterBreak="0">
+  <w:abstractNum w:abstractNumId="11" w15:restartNumberingAfterBreak="0">
     <w:nsid w:val="2E2A3219"/>
     <w:multiLevelType w:val="hybridMultilevel"/>
     <w:tmpl w:val="573E3730"/>
@@ -2247,7 +4116,7 @@
       </w:rPr>
     </w:lvl>
   </w:abstractNum>
-  <w:abstractNum w:abstractNumId="7" w15:restartNumberingAfterBreak="0">
+  <w:abstractNum w:abstractNumId="12" w15:restartNumberingAfterBreak="0">
     <w:nsid w:val="35513356"/>
     <w:multiLevelType w:val="hybridMultilevel"/>
     <w:tmpl w:val="60CE2D88"/>
@@ -2336,7 +4205,96 @@
       </w:pPr>
     </w:lvl>
   </w:abstractNum>
-  <w:abstractNum w:abstractNumId="8" w15:restartNumberingAfterBreak="0">
+  <w:abstractNum w:abstractNumId="13" w15:restartNumberingAfterBreak="0">
+    <w:nsid w:val="3A114B32"/>
+    <w:multiLevelType w:val="hybridMultilevel"/>
+    <w:tmpl w:val="CECCF1A4"/>
+    <w:lvl w:ilvl="0" w:tplc="F78C81DC">
+      <w:start w:val="1"/>
+      <w:numFmt w:val="decimal"/>
+      <w:lvlText w:val="%1."/>
+      <w:lvlJc w:val="left"/>
+      <w:pPr>
+        <w:ind w:left="1800" w:hanging="360"/>
+      </w:pPr>
+      <w:rPr>
+        <w:rFonts w:hint="default"/>
+      </w:rPr>
+    </w:lvl>
+    <w:lvl w:ilvl="1" w:tplc="04090019" w:tentative="1">
+      <w:start w:val="1"/>
+      <w:numFmt w:val="lowerLetter"/>
+      <w:lvlText w:val="%2."/>
+      <w:lvlJc w:val="left"/>
+      <w:pPr>
+        <w:ind w:left="2520" w:hanging="360"/>
+      </w:pPr>
+    </w:lvl>
+    <w:lvl w:ilvl="2" w:tplc="0409001B" w:tentative="1">
+      <w:start w:val="1"/>
+      <w:numFmt w:val="lowerRoman"/>
+      <w:lvlText w:val="%3."/>
+      <w:lvlJc w:val="right"/>
+      <w:pPr>
+        <w:ind w:left="3240" w:hanging="180"/>
+      </w:pPr>
+    </w:lvl>
+    <w:lvl w:ilvl="3" w:tplc="0409000F" w:tentative="1">
+      <w:start w:val="1"/>
+      <w:numFmt w:val="decimal"/>
+      <w:lvlText w:val="%4."/>
+      <w:lvlJc w:val="left"/>
+      <w:pPr>
+        <w:ind w:left="3960" w:hanging="360"/>
+      </w:pPr>
+    </w:lvl>
+    <w:lvl w:ilvl="4" w:tplc="04090019" w:tentative="1">
+      <w:start w:val="1"/>
+      <w:numFmt w:val="lowerLetter"/>
+      <w:lvlText w:val="%5."/>
+      <w:lvlJc w:val="left"/>
+      <w:pPr>
+        <w:ind w:left="4680" w:hanging="360"/>
+      </w:pPr>
+    </w:lvl>
+    <w:lvl w:ilvl="5" w:tplc="0409001B" w:tentative="1">
+      <w:start w:val="1"/>
+      <w:numFmt w:val="lowerRoman"/>
+      <w:lvlText w:val="%6."/>
+      <w:lvlJc w:val="right"/>
+      <w:pPr>
+        <w:ind w:left="5400" w:hanging="180"/>
+      </w:pPr>
+    </w:lvl>
+    <w:lvl w:ilvl="6" w:tplc="0409000F" w:tentative="1">
+      <w:start w:val="1"/>
+      <w:numFmt w:val="decimal"/>
+      <w:lvlText w:val="%7."/>
+      <w:lvlJc w:val="left"/>
+      <w:pPr>
+        <w:ind w:left="6120" w:hanging="360"/>
+      </w:pPr>
+    </w:lvl>
+    <w:lvl w:ilvl="7" w:tplc="04090019" w:tentative="1">
+      <w:start w:val="1"/>
+      <w:numFmt w:val="lowerLetter"/>
+      <w:lvlText w:val="%8."/>
+      <w:lvlJc w:val="left"/>
+      <w:pPr>
+        <w:ind w:left="6840" w:hanging="360"/>
+      </w:pPr>
+    </w:lvl>
+    <w:lvl w:ilvl="8" w:tplc="0409001B" w:tentative="1">
+      <w:start w:val="1"/>
+      <w:numFmt w:val="lowerRoman"/>
+      <w:lvlText w:val="%9."/>
+      <w:lvlJc w:val="right"/>
+      <w:pPr>
+        <w:ind w:left="7560" w:hanging="180"/>
+      </w:pPr>
+    </w:lvl>
+  </w:abstractNum>
+  <w:abstractNum w:abstractNumId="14" w15:restartNumberingAfterBreak="0">
     <w:nsid w:val="3F5E3EEC"/>
     <w:multiLevelType w:val="hybridMultilevel"/>
     <w:tmpl w:val="423086A0"/>
@@ -2449,7 +4407,96 @@
       </w:rPr>
     </w:lvl>
   </w:abstractNum>
-  <w:abstractNum w:abstractNumId="9" w15:restartNumberingAfterBreak="0">
+  <w:abstractNum w:abstractNumId="15" w15:restartNumberingAfterBreak="0">
+    <w:nsid w:val="405821F2"/>
+    <w:multiLevelType w:val="hybridMultilevel"/>
+    <w:tmpl w:val="3564A278"/>
+    <w:lvl w:ilvl="0" w:tplc="F78C81DC">
+      <w:start w:val="1"/>
+      <w:numFmt w:val="decimal"/>
+      <w:lvlText w:val="%1."/>
+      <w:lvlJc w:val="left"/>
+      <w:pPr>
+        <w:ind w:left="1800" w:hanging="360"/>
+      </w:pPr>
+      <w:rPr>
+        <w:rFonts w:hint="default"/>
+      </w:rPr>
+    </w:lvl>
+    <w:lvl w:ilvl="1" w:tplc="04090019" w:tentative="1">
+      <w:start w:val="1"/>
+      <w:numFmt w:val="lowerLetter"/>
+      <w:lvlText w:val="%2."/>
+      <w:lvlJc w:val="left"/>
+      <w:pPr>
+        <w:ind w:left="2520" w:hanging="360"/>
+      </w:pPr>
+    </w:lvl>
+    <w:lvl w:ilvl="2" w:tplc="0409001B" w:tentative="1">
+      <w:start w:val="1"/>
+      <w:numFmt w:val="lowerRoman"/>
+      <w:lvlText w:val="%3."/>
+      <w:lvlJc w:val="right"/>
+      <w:pPr>
+        <w:ind w:left="3240" w:hanging="180"/>
+      </w:pPr>
+    </w:lvl>
+    <w:lvl w:ilvl="3" w:tplc="0409000F" w:tentative="1">
+      <w:start w:val="1"/>
+      <w:numFmt w:val="decimal"/>
+      <w:lvlText w:val="%4."/>
+      <w:lvlJc w:val="left"/>
+      <w:pPr>
+        <w:ind w:left="3960" w:hanging="360"/>
+      </w:pPr>
+    </w:lvl>
+    <w:lvl w:ilvl="4" w:tplc="04090019" w:tentative="1">
+      <w:start w:val="1"/>
+      <w:numFmt w:val="lowerLetter"/>
+      <w:lvlText w:val="%5."/>
+      <w:lvlJc w:val="left"/>
+      <w:pPr>
+        <w:ind w:left="4680" w:hanging="360"/>
+      </w:pPr>
+    </w:lvl>
+    <w:lvl w:ilvl="5" w:tplc="0409001B" w:tentative="1">
+      <w:start w:val="1"/>
+      <w:numFmt w:val="lowerRoman"/>
+      <w:lvlText w:val="%6."/>
+      <w:lvlJc w:val="right"/>
+      <w:pPr>
+        <w:ind w:left="5400" w:hanging="180"/>
+      </w:pPr>
+    </w:lvl>
+    <w:lvl w:ilvl="6" w:tplc="0409000F" w:tentative="1">
+      <w:start w:val="1"/>
+      <w:numFmt w:val="decimal"/>
+      <w:lvlText w:val="%7."/>
+      <w:lvlJc w:val="left"/>
+      <w:pPr>
+        <w:ind w:left="6120" w:hanging="360"/>
+      </w:pPr>
+    </w:lvl>
+    <w:lvl w:ilvl="7" w:tplc="04090019" w:tentative="1">
+      <w:start w:val="1"/>
+      <w:numFmt w:val="lowerLetter"/>
+      <w:lvlText w:val="%8."/>
+      <w:lvlJc w:val="left"/>
+      <w:pPr>
+        <w:ind w:left="6840" w:hanging="360"/>
+      </w:pPr>
+    </w:lvl>
+    <w:lvl w:ilvl="8" w:tplc="0409001B" w:tentative="1">
+      <w:start w:val="1"/>
+      <w:numFmt w:val="lowerRoman"/>
+      <w:lvlText w:val="%9."/>
+      <w:lvlJc w:val="right"/>
+      <w:pPr>
+        <w:ind w:left="7560" w:hanging="180"/>
+      </w:pPr>
+    </w:lvl>
+  </w:abstractNum>
+  <w:abstractNum w:abstractNumId="16" w15:restartNumberingAfterBreak="0">
     <w:nsid w:val="417A1F11"/>
     <w:multiLevelType w:val="hybridMultilevel"/>
     <w:tmpl w:val="FE04669C"/>
@@ -2562,7 +4609,7 @@
       </w:rPr>
     </w:lvl>
   </w:abstractNum>
-  <w:abstractNum w:abstractNumId="10" w15:restartNumberingAfterBreak="0">
+  <w:abstractNum w:abstractNumId="17" w15:restartNumberingAfterBreak="0">
     <w:nsid w:val="49DF3735"/>
     <w:multiLevelType w:val="hybridMultilevel"/>
     <w:tmpl w:val="6C6E3D04"/>
@@ -2648,7 +4695,182 @@
       </w:pPr>
     </w:lvl>
   </w:abstractNum>
-  <w:abstractNum w:abstractNumId="11" w15:restartNumberingAfterBreak="0">
+  <w:abstractNum w:abstractNumId="18" w15:restartNumberingAfterBreak="0">
+    <w:nsid w:val="4B3877CD"/>
+    <w:multiLevelType w:val="hybridMultilevel"/>
+    <w:tmpl w:val="94BA0648"/>
+    <w:lvl w:ilvl="0" w:tplc="87F693CC">
+      <w:start w:val="1"/>
+      <w:numFmt w:val="decimal"/>
+      <w:lvlText w:val="%1."/>
+      <w:lvlJc w:val="left"/>
+      <w:pPr>
+        <w:ind w:left="2520" w:hanging="360"/>
+      </w:pPr>
+      <w:rPr>
+        <w:rFonts w:hint="default"/>
+      </w:rPr>
+    </w:lvl>
+    <w:lvl w:ilvl="1" w:tplc="04090019" w:tentative="1">
+      <w:start w:val="1"/>
+      <w:numFmt w:val="lowerLetter"/>
+      <w:lvlText w:val="%2."/>
+      <w:lvlJc w:val="left"/>
+      <w:pPr>
+        <w:ind w:left="3240" w:hanging="360"/>
+      </w:pPr>
+    </w:lvl>
+    <w:lvl w:ilvl="2" w:tplc="0409001B" w:tentative="1">
+      <w:start w:val="1"/>
+      <w:numFmt w:val="lowerRoman"/>
+      <w:lvlText w:val="%3."/>
+      <w:lvlJc w:val="right"/>
+      <w:pPr>
+        <w:ind w:left="3960" w:hanging="180"/>
+      </w:pPr>
+    </w:lvl>
+    <w:lvl w:ilvl="3" w:tplc="0409000F" w:tentative="1">
+      <w:start w:val="1"/>
+      <w:numFmt w:val="decimal"/>
+      <w:lvlText w:val="%4."/>
+      <w:lvlJc w:val="left"/>
+      <w:pPr>
+        <w:ind w:left="4680" w:hanging="360"/>
+      </w:pPr>
+    </w:lvl>
+    <w:lvl w:ilvl="4" w:tplc="04090019" w:tentative="1">
+      <w:start w:val="1"/>
+      <w:numFmt w:val="lowerLetter"/>
+      <w:lvlText w:val="%5."/>
+      <w:lvlJc w:val="left"/>
+      <w:pPr>
+        <w:ind w:left="5400" w:hanging="360"/>
+      </w:pPr>
+    </w:lvl>
+    <w:lvl w:ilvl="5" w:tplc="0409001B" w:tentative="1">
+      <w:start w:val="1"/>
+      <w:numFmt w:val="lowerRoman"/>
+      <w:lvlText w:val="%6."/>
+      <w:lvlJc w:val="right"/>
+      <w:pPr>
+        <w:ind w:left="6120" w:hanging="180"/>
+      </w:pPr>
+    </w:lvl>
+    <w:lvl w:ilvl="6" w:tplc="0409000F" w:tentative="1">
+      <w:start w:val="1"/>
+      <w:numFmt w:val="decimal"/>
+      <w:lvlText w:val="%7."/>
+      <w:lvlJc w:val="left"/>
+      <w:pPr>
+        <w:ind w:left="6840" w:hanging="360"/>
+      </w:pPr>
+    </w:lvl>
+    <w:lvl w:ilvl="7" w:tplc="04090019" w:tentative="1">
+      <w:start w:val="1"/>
+      <w:numFmt w:val="lowerLetter"/>
+      <w:lvlText w:val="%8."/>
+      <w:lvlJc w:val="left"/>
+      <w:pPr>
+        <w:ind w:left="7560" w:hanging="360"/>
+      </w:pPr>
+    </w:lvl>
+    <w:lvl w:ilvl="8" w:tplc="0409001B" w:tentative="1">
+      <w:start w:val="1"/>
+      <w:numFmt w:val="lowerRoman"/>
+      <w:lvlText w:val="%9."/>
+      <w:lvlJc w:val="right"/>
+      <w:pPr>
+        <w:ind w:left="8280" w:hanging="180"/>
+      </w:pPr>
+    </w:lvl>
+  </w:abstractNum>
+  <w:abstractNum w:abstractNumId="19" w15:restartNumberingAfterBreak="0">
+    <w:nsid w:val="4BA53273"/>
+    <w:multiLevelType w:val="hybridMultilevel"/>
+    <w:tmpl w:val="87A6858E"/>
+    <w:lvl w:ilvl="0" w:tplc="FFFFFFFF">
+      <w:start w:val="1"/>
+      <w:numFmt w:val="decimal"/>
+      <w:lvlText w:val="%1."/>
+      <w:lvlJc w:val="left"/>
+      <w:pPr>
+        <w:ind w:left="2160" w:hanging="360"/>
+      </w:pPr>
+    </w:lvl>
+    <w:lvl w:ilvl="1" w:tplc="FFFFFFFF" w:tentative="1">
+      <w:start w:val="1"/>
+      <w:numFmt w:val="lowerLetter"/>
+      <w:lvlText w:val="%2."/>
+      <w:lvlJc w:val="left"/>
+      <w:pPr>
+        <w:ind w:left="2880" w:hanging="360"/>
+      </w:pPr>
+    </w:lvl>
+    <w:lvl w:ilvl="2" w:tplc="FFFFFFFF" w:tentative="1">
+      <w:start w:val="1"/>
+      <w:numFmt w:val="lowerRoman"/>
+      <w:lvlText w:val="%3."/>
+      <w:lvlJc w:val="right"/>
+      <w:pPr>
+        <w:ind w:left="3600" w:hanging="180"/>
+      </w:pPr>
+    </w:lvl>
+    <w:lvl w:ilvl="3" w:tplc="FFFFFFFF" w:tentative="1">
+      <w:start w:val="1"/>
+      <w:numFmt w:val="decimal"/>
+      <w:lvlText w:val="%4."/>
+      <w:lvlJc w:val="left"/>
+      <w:pPr>
+        <w:ind w:left="4320" w:hanging="360"/>
+      </w:pPr>
+    </w:lvl>
+    <w:lvl w:ilvl="4" w:tplc="FFFFFFFF" w:tentative="1">
+      <w:start w:val="1"/>
+      <w:numFmt w:val="lowerLetter"/>
+      <w:lvlText w:val="%5."/>
+      <w:lvlJc w:val="left"/>
+      <w:pPr>
+        <w:ind w:left="5040" w:hanging="360"/>
+      </w:pPr>
+    </w:lvl>
+    <w:lvl w:ilvl="5" w:tplc="FFFFFFFF" w:tentative="1">
+      <w:start w:val="1"/>
+      <w:numFmt w:val="lowerRoman"/>
+      <w:lvlText w:val="%6."/>
+      <w:lvlJc w:val="right"/>
+      <w:pPr>
+        <w:ind w:left="5760" w:hanging="180"/>
+      </w:pPr>
+    </w:lvl>
+    <w:lvl w:ilvl="6" w:tplc="FFFFFFFF" w:tentative="1">
+      <w:start w:val="1"/>
+      <w:numFmt w:val="decimal"/>
+      <w:lvlText w:val="%7."/>
+      <w:lvlJc w:val="left"/>
+      <w:pPr>
+        <w:ind w:left="6480" w:hanging="360"/>
+      </w:pPr>
+    </w:lvl>
+    <w:lvl w:ilvl="7" w:tplc="FFFFFFFF" w:tentative="1">
+      <w:start w:val="1"/>
+      <w:numFmt w:val="lowerLetter"/>
+      <w:lvlText w:val="%8."/>
+      <w:lvlJc w:val="left"/>
+      <w:pPr>
+        <w:ind w:left="7200" w:hanging="360"/>
+      </w:pPr>
+    </w:lvl>
+    <w:lvl w:ilvl="8" w:tplc="FFFFFFFF" w:tentative="1">
+      <w:start w:val="1"/>
+      <w:numFmt w:val="lowerRoman"/>
+      <w:lvlText w:val="%9."/>
+      <w:lvlJc w:val="right"/>
+      <w:pPr>
+        <w:ind w:left="7920" w:hanging="180"/>
+      </w:pPr>
+    </w:lvl>
+  </w:abstractNum>
+  <w:abstractNum w:abstractNumId="20" w15:restartNumberingAfterBreak="0">
     <w:nsid w:val="54E46F70"/>
     <w:multiLevelType w:val="hybridMultilevel"/>
     <w:tmpl w:val="ED02F5E2"/>
@@ -2761,7 +4983,93 @@
       </w:rPr>
     </w:lvl>
   </w:abstractNum>
-  <w:abstractNum w:abstractNumId="12" w15:restartNumberingAfterBreak="0">
+  <w:abstractNum w:abstractNumId="21" w15:restartNumberingAfterBreak="0">
+    <w:nsid w:val="59142321"/>
+    <w:multiLevelType w:val="hybridMultilevel"/>
+    <w:tmpl w:val="87A6858E"/>
+    <w:lvl w:ilvl="0" w:tplc="FFFFFFFF">
+      <w:start w:val="1"/>
+      <w:numFmt w:val="decimal"/>
+      <w:lvlText w:val="%1."/>
+      <w:lvlJc w:val="left"/>
+      <w:pPr>
+        <w:ind w:left="2160" w:hanging="360"/>
+      </w:pPr>
+    </w:lvl>
+    <w:lvl w:ilvl="1" w:tplc="FFFFFFFF" w:tentative="1">
+      <w:start w:val="1"/>
+      <w:numFmt w:val="lowerLetter"/>
+      <w:lvlText w:val="%2."/>
+      <w:lvlJc w:val="left"/>
+      <w:pPr>
+        <w:ind w:left="2880" w:hanging="360"/>
+      </w:pPr>
+    </w:lvl>
+    <w:lvl w:ilvl="2" w:tplc="FFFFFFFF" w:tentative="1">
+      <w:start w:val="1"/>
+      <w:numFmt w:val="lowerRoman"/>
+      <w:lvlText w:val="%3."/>
+      <w:lvlJc w:val="right"/>
+      <w:pPr>
+        <w:ind w:left="3600" w:hanging="180"/>
+      </w:pPr>
+    </w:lvl>
+    <w:lvl w:ilvl="3" w:tplc="FFFFFFFF" w:tentative="1">
+      <w:start w:val="1"/>
+      <w:numFmt w:val="decimal"/>
+      <w:lvlText w:val="%4."/>
+      <w:lvlJc w:val="left"/>
+      <w:pPr>
+        <w:ind w:left="4320" w:hanging="360"/>
+      </w:pPr>
+    </w:lvl>
+    <w:lvl w:ilvl="4" w:tplc="FFFFFFFF" w:tentative="1">
+      <w:start w:val="1"/>
+      <w:numFmt w:val="lowerLetter"/>
+      <w:lvlText w:val="%5."/>
+      <w:lvlJc w:val="left"/>
+      <w:pPr>
+        <w:ind w:left="5040" w:hanging="360"/>
+      </w:pPr>
+    </w:lvl>
+    <w:lvl w:ilvl="5" w:tplc="FFFFFFFF" w:tentative="1">
+      <w:start w:val="1"/>
+      <w:numFmt w:val="lowerRoman"/>
+      <w:lvlText w:val="%6."/>
+      <w:lvlJc w:val="right"/>
+      <w:pPr>
+        <w:ind w:left="5760" w:hanging="180"/>
+      </w:pPr>
+    </w:lvl>
+    <w:lvl w:ilvl="6" w:tplc="FFFFFFFF" w:tentative="1">
+      <w:start w:val="1"/>
+      <w:numFmt w:val="decimal"/>
+      <w:lvlText w:val="%7."/>
+      <w:lvlJc w:val="left"/>
+      <w:pPr>
+        <w:ind w:left="6480" w:hanging="360"/>
+      </w:pPr>
+    </w:lvl>
+    <w:lvl w:ilvl="7" w:tplc="FFFFFFFF" w:tentative="1">
+      <w:start w:val="1"/>
+      <w:numFmt w:val="lowerLetter"/>
+      <w:lvlText w:val="%8."/>
+      <w:lvlJc w:val="left"/>
+      <w:pPr>
+        <w:ind w:left="7200" w:hanging="360"/>
+      </w:pPr>
+    </w:lvl>
+    <w:lvl w:ilvl="8" w:tplc="FFFFFFFF" w:tentative="1">
+      <w:start w:val="1"/>
+      <w:numFmt w:val="lowerRoman"/>
+      <w:lvlText w:val="%9."/>
+      <w:lvlJc w:val="right"/>
+      <w:pPr>
+        <w:ind w:left="7920" w:hanging="180"/>
+      </w:pPr>
+    </w:lvl>
+  </w:abstractNum>
+  <w:abstractNum w:abstractNumId="22" w15:restartNumberingAfterBreak="0">
     <w:nsid w:val="5A2C14D4"/>
     <w:multiLevelType w:val="hybridMultilevel"/>
     <w:tmpl w:val="9768FF3C"/>
@@ -2874,10 +5182,10 @@
       </w:rPr>
     </w:lvl>
   </w:abstractNum>
-  <w:abstractNum w:abstractNumId="13" w15:restartNumberingAfterBreak="0">
+  <w:abstractNum w:abstractNumId="23" w15:restartNumberingAfterBreak="0">
     <w:nsid w:val="5CE22016"/>
     <w:multiLevelType w:val="hybridMultilevel"/>
-    <w:tmpl w:val="A948B66C"/>
+    <w:tmpl w:val="4C5250D6"/>
     <w:lvl w:ilvl="0" w:tplc="04090001">
       <w:start w:val="1"/>
       <w:numFmt w:val="bullet"/>
@@ -2987,7 +5295,120 @@
       </w:rPr>
     </w:lvl>
   </w:abstractNum>
-  <w:abstractNum w:abstractNumId="14" w15:restartNumberingAfterBreak="0">
+  <w:abstractNum w:abstractNumId="24" w15:restartNumberingAfterBreak="0">
+    <w:nsid w:val="618E56FB"/>
+    <w:multiLevelType w:val="hybridMultilevel"/>
+    <w:tmpl w:val="69FECC38"/>
+    <w:lvl w:ilvl="0" w:tplc="04090001">
+      <w:start w:val="1"/>
+      <w:numFmt w:val="bullet"/>
+      <w:lvlText w:val=""/>
+      <w:lvlJc w:val="left"/>
+      <w:pPr>
+        <w:ind w:left="2880" w:hanging="360"/>
+      </w:pPr>
+      <w:rPr>
+        <w:rFonts w:ascii="Symbol" w:hAnsi="Symbol" w:hint="default"/>
+      </w:rPr>
+    </w:lvl>
+    <w:lvl w:ilvl="1" w:tplc="04090003" w:tentative="1">
+      <w:start w:val="1"/>
+      <w:numFmt w:val="bullet"/>
+      <w:lvlText w:val="o"/>
+      <w:lvlJc w:val="left"/>
+      <w:pPr>
+        <w:ind w:left="3600" w:hanging="360"/>
+      </w:pPr>
+      <w:rPr>
+        <w:rFonts w:ascii="Courier New" w:hAnsi="Courier New" w:cs="Courier New" w:hint="default"/>
+      </w:rPr>
+    </w:lvl>
+    <w:lvl w:ilvl="2" w:tplc="04090005" w:tentative="1">
+      <w:start w:val="1"/>
+      <w:numFmt w:val="bullet"/>
+      <w:lvlText w:val=""/>
+      <w:lvlJc w:val="left"/>
+      <w:pPr>
+        <w:ind w:left="4320" w:hanging="360"/>
+      </w:pPr>
+      <w:rPr>
+        <w:rFonts w:ascii="Wingdings" w:hAnsi="Wingdings" w:hint="default"/>
+      </w:rPr>
+    </w:lvl>
+    <w:lvl w:ilvl="3" w:tplc="04090001" w:tentative="1">
+      <w:start w:val="1"/>
+      <w:numFmt w:val="bullet"/>
+      <w:lvlText w:val=""/>
+      <w:lvlJc w:val="left"/>
+      <w:pPr>
+        <w:ind w:left="5040" w:hanging="360"/>
+      </w:pPr>
+      <w:rPr>
+        <w:rFonts w:ascii="Symbol" w:hAnsi="Symbol" w:hint="default"/>
+      </w:rPr>
+    </w:lvl>
+    <w:lvl w:ilvl="4" w:tplc="04090003" w:tentative="1">
+      <w:start w:val="1"/>
+      <w:numFmt w:val="bullet"/>
+      <w:lvlText w:val="o"/>
+      <w:lvlJc w:val="left"/>
+      <w:pPr>
+        <w:ind w:left="5760" w:hanging="360"/>
+      </w:pPr>
+      <w:rPr>
+        <w:rFonts w:ascii="Courier New" w:hAnsi="Courier New" w:cs="Courier New" w:hint="default"/>
+      </w:rPr>
+    </w:lvl>
+    <w:lvl w:ilvl="5" w:tplc="04090005" w:tentative="1">
+      <w:start w:val="1"/>
+      <w:numFmt w:val="bullet"/>
+      <w:lvlText w:val=""/>
+      <w:lvlJc w:val="left"/>
+      <w:pPr>
+        <w:ind w:left="6480" w:hanging="360"/>
+      </w:pPr>
+      <w:rPr>
+        <w:rFonts w:ascii="Wingdings" w:hAnsi="Wingdings" w:hint="default"/>
+      </w:rPr>
+    </w:lvl>
+    <w:lvl w:ilvl="6" w:tplc="04090001" w:tentative="1">
+      <w:start w:val="1"/>
+      <w:numFmt w:val="bullet"/>
+      <w:lvlText w:val=""/>
+      <w:lvlJc w:val="left"/>
+      <w:pPr>
+        <w:ind w:left="7200" w:hanging="360"/>
+      </w:pPr>
+      <w:rPr>
+        <w:rFonts w:ascii="Symbol" w:hAnsi="Symbol" w:hint="default"/>
+      </w:rPr>
+    </w:lvl>
+    <w:lvl w:ilvl="7" w:tplc="04090003" w:tentative="1">
+      <w:start w:val="1"/>
+      <w:numFmt w:val="bullet"/>
+      <w:lvlText w:val="o"/>
+      <w:lvlJc w:val="left"/>
+      <w:pPr>
+        <w:ind w:left="7920" w:hanging="360"/>
+      </w:pPr>
+      <w:rPr>
+        <w:rFonts w:ascii="Courier New" w:hAnsi="Courier New" w:cs="Courier New" w:hint="default"/>
+      </w:rPr>
+    </w:lvl>
+    <w:lvl w:ilvl="8" w:tplc="04090005" w:tentative="1">
+      <w:start w:val="1"/>
+      <w:numFmt w:val="bullet"/>
+      <w:lvlText w:val=""/>
+      <w:lvlJc w:val="left"/>
+      <w:pPr>
+        <w:ind w:left="8640" w:hanging="360"/>
+      </w:pPr>
+      <w:rPr>
+        <w:rFonts w:ascii="Wingdings" w:hAnsi="Wingdings" w:hint="default"/>
+      </w:rPr>
+    </w:lvl>
+  </w:abstractNum>
+  <w:abstractNum w:abstractNumId="25" w15:restartNumberingAfterBreak="0">
     <w:nsid w:val="67143E9F"/>
     <w:multiLevelType w:val="hybridMultilevel"/>
     <w:tmpl w:val="85F80710"/>
@@ -3100,7 +5521,93 @@
       </w:rPr>
     </w:lvl>
   </w:abstractNum>
-  <w:abstractNum w:abstractNumId="15" w15:restartNumberingAfterBreak="0">
+  <w:abstractNum w:abstractNumId="26" w15:restartNumberingAfterBreak="0">
+    <w:nsid w:val="6ADC38A1"/>
+    <w:multiLevelType w:val="hybridMultilevel"/>
+    <w:tmpl w:val="87A6858E"/>
+    <w:lvl w:ilvl="0" w:tplc="0409000F">
+      <w:start w:val="1"/>
+      <w:numFmt w:val="decimal"/>
+      <w:lvlText w:val="%1."/>
+      <w:lvlJc w:val="left"/>
+      <w:pPr>
+        <w:ind w:left="2160" w:hanging="360"/>
+      </w:pPr>
+    </w:lvl>
+    <w:lvl w:ilvl="1" w:tplc="04090019" w:tentative="1">
+      <w:start w:val="1"/>
+      <w:numFmt w:val="lowerLetter"/>
+      <w:lvlText w:val="%2."/>
+      <w:lvlJc w:val="left"/>
+      <w:pPr>
+        <w:ind w:left="2880" w:hanging="360"/>
+      </w:pPr>
+    </w:lvl>
+    <w:lvl w:ilvl="2" w:tplc="0409001B" w:tentative="1">
+      <w:start w:val="1"/>
+      <w:numFmt w:val="lowerRoman"/>
+      <w:lvlText w:val="%3."/>
+      <w:lvlJc w:val="right"/>
+      <w:pPr>
+        <w:ind w:left="3600" w:hanging="180"/>
+      </w:pPr>
+    </w:lvl>
+    <w:lvl w:ilvl="3" w:tplc="0409000F" w:tentative="1">
+      <w:start w:val="1"/>
+      <w:numFmt w:val="decimal"/>
+      <w:lvlText w:val="%4."/>
+      <w:lvlJc w:val="left"/>
+      <w:pPr>
+        <w:ind w:left="4320" w:hanging="360"/>
+      </w:pPr>
+    </w:lvl>
+    <w:lvl w:ilvl="4" w:tplc="04090019" w:tentative="1">
+      <w:start w:val="1"/>
+      <w:numFmt w:val="lowerLetter"/>
+      <w:lvlText w:val="%5."/>
+      <w:lvlJc w:val="left"/>
+      <w:pPr>
+        <w:ind w:left="5040" w:hanging="360"/>
+      </w:pPr>
+    </w:lvl>
+    <w:lvl w:ilvl="5" w:tplc="0409001B" w:tentative="1">
+      <w:start w:val="1"/>
+      <w:numFmt w:val="lowerRoman"/>
+      <w:lvlText w:val="%6."/>
+      <w:lvlJc w:val="right"/>
+      <w:pPr>
+        <w:ind w:left="5760" w:hanging="180"/>
+      </w:pPr>
+    </w:lvl>
+    <w:lvl w:ilvl="6" w:tplc="0409000F" w:tentative="1">
+      <w:start w:val="1"/>
+      <w:numFmt w:val="decimal"/>
+      <w:lvlText w:val="%7."/>
+      <w:lvlJc w:val="left"/>
+      <w:pPr>
+        <w:ind w:left="6480" w:hanging="360"/>
+      </w:pPr>
+    </w:lvl>
+    <w:lvl w:ilvl="7" w:tplc="04090019" w:tentative="1">
+      <w:start w:val="1"/>
+      <w:numFmt w:val="lowerLetter"/>
+      <w:lvlText w:val="%8."/>
+      <w:lvlJc w:val="left"/>
+      <w:pPr>
+        <w:ind w:left="7200" w:hanging="360"/>
+      </w:pPr>
+    </w:lvl>
+    <w:lvl w:ilvl="8" w:tplc="0409001B" w:tentative="1">
+      <w:start w:val="1"/>
+      <w:numFmt w:val="lowerRoman"/>
+      <w:lvlText w:val="%9."/>
+      <w:lvlJc w:val="right"/>
+      <w:pPr>
+        <w:ind w:left="7920" w:hanging="180"/>
+      </w:pPr>
+    </w:lvl>
+  </w:abstractNum>
+  <w:abstractNum w:abstractNumId="27" w15:restartNumberingAfterBreak="0">
     <w:nsid w:val="6D720930"/>
     <w:multiLevelType w:val="multilevel"/>
     <w:tmpl w:val="297E0AA8"/>
@@ -3249,7 +5756,346 @@
       </w:rPr>
     </w:lvl>
   </w:abstractNum>
-  <w:abstractNum w:abstractNumId="16" w15:restartNumberingAfterBreak="0">
+  <w:abstractNum w:abstractNumId="28" w15:restartNumberingAfterBreak="0">
+    <w:nsid w:val="74C20ED6"/>
+    <w:multiLevelType w:val="hybridMultilevel"/>
+    <w:tmpl w:val="BD40E8A0"/>
+    <w:lvl w:ilvl="0" w:tplc="04090001">
+      <w:start w:val="1"/>
+      <w:numFmt w:val="bullet"/>
+      <w:lvlText w:val=""/>
+      <w:lvlJc w:val="left"/>
+      <w:pPr>
+        <w:ind w:left="2880" w:hanging="360"/>
+      </w:pPr>
+      <w:rPr>
+        <w:rFonts w:ascii="Symbol" w:hAnsi="Symbol" w:hint="default"/>
+      </w:rPr>
+    </w:lvl>
+    <w:lvl w:ilvl="1" w:tplc="04090003" w:tentative="1">
+      <w:start w:val="1"/>
+      <w:numFmt w:val="bullet"/>
+      <w:lvlText w:val="o"/>
+      <w:lvlJc w:val="left"/>
+      <w:pPr>
+        <w:ind w:left="3600" w:hanging="360"/>
+      </w:pPr>
+      <w:rPr>
+        <w:rFonts w:ascii="Courier New" w:hAnsi="Courier New" w:cs="Courier New" w:hint="default"/>
+      </w:rPr>
+    </w:lvl>
+    <w:lvl w:ilvl="2" w:tplc="04090005" w:tentative="1">
+      <w:start w:val="1"/>
+      <w:numFmt w:val="bullet"/>
+      <w:lvlText w:val=""/>
+      <w:lvlJc w:val="left"/>
+      <w:pPr>
+        <w:ind w:left="4320" w:hanging="360"/>
+      </w:pPr>
+      <w:rPr>
+        <w:rFonts w:ascii="Wingdings" w:hAnsi="Wingdings" w:hint="default"/>
+      </w:rPr>
+    </w:lvl>
+    <w:lvl w:ilvl="3" w:tplc="04090001" w:tentative="1">
+      <w:start w:val="1"/>
+      <w:numFmt w:val="bullet"/>
+      <w:lvlText w:val=""/>
+      <w:lvlJc w:val="left"/>
+      <w:pPr>
+        <w:ind w:left="5040" w:hanging="360"/>
+      </w:pPr>
+      <w:rPr>
+        <w:rFonts w:ascii="Symbol" w:hAnsi="Symbol" w:hint="default"/>
+      </w:rPr>
+    </w:lvl>
+    <w:lvl w:ilvl="4" w:tplc="04090003" w:tentative="1">
+      <w:start w:val="1"/>
+      <w:numFmt w:val="bullet"/>
+      <w:lvlText w:val="o"/>
+      <w:lvlJc w:val="left"/>
+      <w:pPr>
+        <w:ind w:left="5760" w:hanging="360"/>
+      </w:pPr>
+      <w:rPr>
+        <w:rFonts w:ascii="Courier New" w:hAnsi="Courier New" w:cs="Courier New" w:hint="default"/>
+      </w:rPr>
+    </w:lvl>
+    <w:lvl w:ilvl="5" w:tplc="04090005" w:tentative="1">
+      <w:start w:val="1"/>
+      <w:numFmt w:val="bullet"/>
+      <w:lvlText w:val=""/>
+      <w:lvlJc w:val="left"/>
+      <w:pPr>
+        <w:ind w:left="6480" w:hanging="360"/>
+      </w:pPr>
+      <w:rPr>
+        <w:rFonts w:ascii="Wingdings" w:hAnsi="Wingdings" w:hint="default"/>
+      </w:rPr>
+    </w:lvl>
+    <w:lvl w:ilvl="6" w:tplc="04090001" w:tentative="1">
+      <w:start w:val="1"/>
+      <w:numFmt w:val="bullet"/>
+      <w:lvlText w:val=""/>
+      <w:lvlJc w:val="left"/>
+      <w:pPr>
+        <w:ind w:left="7200" w:hanging="360"/>
+      </w:pPr>
+      <w:rPr>
+        <w:rFonts w:ascii="Symbol" w:hAnsi="Symbol" w:hint="default"/>
+      </w:rPr>
+    </w:lvl>
+    <w:lvl w:ilvl="7" w:tplc="04090003" w:tentative="1">
+      <w:start w:val="1"/>
+      <w:numFmt w:val="bullet"/>
+      <w:lvlText w:val="o"/>
+      <w:lvlJc w:val="left"/>
+      <w:pPr>
+        <w:ind w:left="7920" w:hanging="360"/>
+      </w:pPr>
+      <w:rPr>
+        <w:rFonts w:ascii="Courier New" w:hAnsi="Courier New" w:cs="Courier New" w:hint="default"/>
+      </w:rPr>
+    </w:lvl>
+    <w:lvl w:ilvl="8" w:tplc="04090005" w:tentative="1">
+      <w:start w:val="1"/>
+      <w:numFmt w:val="bullet"/>
+      <w:lvlText w:val=""/>
+      <w:lvlJc w:val="left"/>
+      <w:pPr>
+        <w:ind w:left="8640" w:hanging="360"/>
+      </w:pPr>
+      <w:rPr>
+        <w:rFonts w:ascii="Wingdings" w:hAnsi="Wingdings" w:hint="default"/>
+      </w:rPr>
+    </w:lvl>
+  </w:abstractNum>
+  <w:abstractNum w:abstractNumId="29" w15:restartNumberingAfterBreak="0">
+    <w:nsid w:val="784F38E1"/>
+    <w:multiLevelType w:val="hybridMultilevel"/>
+    <w:tmpl w:val="A10A651E"/>
+    <w:lvl w:ilvl="0" w:tplc="04090001">
+      <w:start w:val="1"/>
+      <w:numFmt w:val="bullet"/>
+      <w:lvlText w:val=""/>
+      <w:lvlJc w:val="left"/>
+      <w:pPr>
+        <w:ind w:left="2880" w:hanging="360"/>
+      </w:pPr>
+      <w:rPr>
+        <w:rFonts w:ascii="Symbol" w:hAnsi="Symbol" w:hint="default"/>
+      </w:rPr>
+    </w:lvl>
+    <w:lvl w:ilvl="1" w:tplc="04090003" w:tentative="1">
+      <w:start w:val="1"/>
+      <w:numFmt w:val="bullet"/>
+      <w:lvlText w:val="o"/>
+      <w:lvlJc w:val="left"/>
+      <w:pPr>
+        <w:ind w:left="3600" w:hanging="360"/>
+      </w:pPr>
+      <w:rPr>
+        <w:rFonts w:ascii="Courier New" w:hAnsi="Courier New" w:cs="Courier New" w:hint="default"/>
+      </w:rPr>
+    </w:lvl>
+    <w:lvl w:ilvl="2" w:tplc="04090005" w:tentative="1">
+      <w:start w:val="1"/>
+      <w:numFmt w:val="bullet"/>
+      <w:lvlText w:val=""/>
+      <w:lvlJc w:val="left"/>
+      <w:pPr>
+        <w:ind w:left="4320" w:hanging="360"/>
+      </w:pPr>
+      <w:rPr>
+        <w:rFonts w:ascii="Wingdings" w:hAnsi="Wingdings" w:hint="default"/>
+      </w:rPr>
+    </w:lvl>
+    <w:lvl w:ilvl="3" w:tplc="04090001" w:tentative="1">
+      <w:start w:val="1"/>
+      <w:numFmt w:val="bullet"/>
+      <w:lvlText w:val=""/>
+      <w:lvlJc w:val="left"/>
+      <w:pPr>
+        <w:ind w:left="5040" w:hanging="360"/>
+      </w:pPr>
+      <w:rPr>
+        <w:rFonts w:ascii="Symbol" w:hAnsi="Symbol" w:hint="default"/>
+      </w:rPr>
+    </w:lvl>
+    <w:lvl w:ilvl="4" w:tplc="04090003" w:tentative="1">
+      <w:start w:val="1"/>
+      <w:numFmt w:val="bullet"/>
+      <w:lvlText w:val="o"/>
+      <w:lvlJc w:val="left"/>
+      <w:pPr>
+        <w:ind w:left="5760" w:hanging="360"/>
+      </w:pPr>
+      <w:rPr>
+        <w:rFonts w:ascii="Courier New" w:hAnsi="Courier New" w:cs="Courier New" w:hint="default"/>
+      </w:rPr>
+    </w:lvl>
+    <w:lvl w:ilvl="5" w:tplc="04090005" w:tentative="1">
+      <w:start w:val="1"/>
+      <w:numFmt w:val="bullet"/>
+      <w:lvlText w:val=""/>
+      <w:lvlJc w:val="left"/>
+      <w:pPr>
+        <w:ind w:left="6480" w:hanging="360"/>
+      </w:pPr>
+      <w:rPr>
+        <w:rFonts w:ascii="Wingdings" w:hAnsi="Wingdings" w:hint="default"/>
+      </w:rPr>
+    </w:lvl>
+    <w:lvl w:ilvl="6" w:tplc="04090001" w:tentative="1">
+      <w:start w:val="1"/>
+      <w:numFmt w:val="bullet"/>
+      <w:lvlText w:val=""/>
+      <w:lvlJc w:val="left"/>
+      <w:pPr>
+        <w:ind w:left="7200" w:hanging="360"/>
+      </w:pPr>
+      <w:rPr>
+        <w:rFonts w:ascii="Symbol" w:hAnsi="Symbol" w:hint="default"/>
+      </w:rPr>
+    </w:lvl>
+    <w:lvl w:ilvl="7" w:tplc="04090003" w:tentative="1">
+      <w:start w:val="1"/>
+      <w:numFmt w:val="bullet"/>
+      <w:lvlText w:val="o"/>
+      <w:lvlJc w:val="left"/>
+      <w:pPr>
+        <w:ind w:left="7920" w:hanging="360"/>
+      </w:pPr>
+      <w:rPr>
+        <w:rFonts w:ascii="Courier New" w:hAnsi="Courier New" w:cs="Courier New" w:hint="default"/>
+      </w:rPr>
+    </w:lvl>
+    <w:lvl w:ilvl="8" w:tplc="04090005" w:tentative="1">
+      <w:start w:val="1"/>
+      <w:numFmt w:val="bullet"/>
+      <w:lvlText w:val=""/>
+      <w:lvlJc w:val="left"/>
+      <w:pPr>
+        <w:ind w:left="8640" w:hanging="360"/>
+      </w:pPr>
+      <w:rPr>
+        <w:rFonts w:ascii="Wingdings" w:hAnsi="Wingdings" w:hint="default"/>
+      </w:rPr>
+    </w:lvl>
+  </w:abstractNum>
+  <w:abstractNum w:abstractNumId="30" w15:restartNumberingAfterBreak="0">
+    <w:nsid w:val="7D377CA9"/>
+    <w:multiLevelType w:val="hybridMultilevel"/>
+    <w:tmpl w:val="7CD6BABC"/>
+    <w:lvl w:ilvl="0" w:tplc="04090001">
+      <w:start w:val="1"/>
+      <w:numFmt w:val="bullet"/>
+      <w:lvlText w:val=""/>
+      <w:lvlJc w:val="left"/>
+      <w:pPr>
+        <w:ind w:left="2880" w:hanging="360"/>
+      </w:pPr>
+      <w:rPr>
+        <w:rFonts w:ascii="Symbol" w:hAnsi="Symbol" w:hint="default"/>
+      </w:rPr>
+    </w:lvl>
+    <w:lvl w:ilvl="1" w:tplc="04090003" w:tentative="1">
+      <w:start w:val="1"/>
+      <w:numFmt w:val="bullet"/>
+      <w:lvlText w:val="o"/>
+      <w:lvlJc w:val="left"/>
+      <w:pPr>
+        <w:ind w:left="3600" w:hanging="360"/>
+      </w:pPr>
+      <w:rPr>
+        <w:rFonts w:ascii="Courier New" w:hAnsi="Courier New" w:cs="Courier New" w:hint="default"/>
+      </w:rPr>
+    </w:lvl>
+    <w:lvl w:ilvl="2" w:tplc="04090005" w:tentative="1">
+      <w:start w:val="1"/>
+      <w:numFmt w:val="bullet"/>
+      <w:lvlText w:val=""/>
+      <w:lvlJc w:val="left"/>
+      <w:pPr>
+        <w:ind w:left="4320" w:hanging="360"/>
+      </w:pPr>
+      <w:rPr>
+        <w:rFonts w:ascii="Wingdings" w:hAnsi="Wingdings" w:hint="default"/>
+      </w:rPr>
+    </w:lvl>
+    <w:lvl w:ilvl="3" w:tplc="04090001" w:tentative="1">
+      <w:start w:val="1"/>
+      <w:numFmt w:val="bullet"/>
+      <w:lvlText w:val=""/>
+      <w:lvlJc w:val="left"/>
+      <w:pPr>
+        <w:ind w:left="5040" w:hanging="360"/>
+      </w:pPr>
+      <w:rPr>
+        <w:rFonts w:ascii="Symbol" w:hAnsi="Symbol" w:hint="default"/>
+      </w:rPr>
+    </w:lvl>
+    <w:lvl w:ilvl="4" w:tplc="04090003" w:tentative="1">
+      <w:start w:val="1"/>
+      <w:numFmt w:val="bullet"/>
+      <w:lvlText w:val="o"/>
+      <w:lvlJc w:val="left"/>
+      <w:pPr>
+        <w:ind w:left="5760" w:hanging="360"/>
+      </w:pPr>
+      <w:rPr>
+        <w:rFonts w:ascii="Courier New" w:hAnsi="Courier New" w:cs="Courier New" w:hint="default"/>
+      </w:rPr>
+    </w:lvl>
+    <w:lvl w:ilvl="5" w:tplc="04090005" w:tentative="1">
+      <w:start w:val="1"/>
+      <w:numFmt w:val="bullet"/>
+      <w:lvlText w:val=""/>
+      <w:lvlJc w:val="left"/>
+      <w:pPr>
+        <w:ind w:left="6480" w:hanging="360"/>
+      </w:pPr>
+      <w:rPr>
+        <w:rFonts w:ascii="Wingdings" w:hAnsi="Wingdings" w:hint="default"/>
+      </w:rPr>
+    </w:lvl>
+    <w:lvl w:ilvl="6" w:tplc="04090001" w:tentative="1">
+      <w:start w:val="1"/>
+      <w:numFmt w:val="bullet"/>
+      <w:lvlText w:val=""/>
+      <w:lvlJc w:val="left"/>
+      <w:pPr>
+        <w:ind w:left="7200" w:hanging="360"/>
+      </w:pPr>
+      <w:rPr>
+        <w:rFonts w:ascii="Symbol" w:hAnsi="Symbol" w:hint="default"/>
+      </w:rPr>
+    </w:lvl>
+    <w:lvl w:ilvl="7" w:tplc="04090003" w:tentative="1">
+      <w:start w:val="1"/>
+      <w:numFmt w:val="bullet"/>
+      <w:lvlText w:val="o"/>
+      <w:lvlJc w:val="left"/>
+      <w:pPr>
+        <w:ind w:left="7920" w:hanging="360"/>
+      </w:pPr>
+      <w:rPr>
+        <w:rFonts w:ascii="Courier New" w:hAnsi="Courier New" w:cs="Courier New" w:hint="default"/>
+      </w:rPr>
+    </w:lvl>
+    <w:lvl w:ilvl="8" w:tplc="04090005" w:tentative="1">
+      <w:start w:val="1"/>
+      <w:numFmt w:val="bullet"/>
+      <w:lvlText w:val=""/>
+      <w:lvlJc w:val="left"/>
+      <w:pPr>
+        <w:ind w:left="8640" w:hanging="360"/>
+      </w:pPr>
+      <w:rPr>
+        <w:rFonts w:ascii="Wingdings" w:hAnsi="Wingdings" w:hint="default"/>
+      </w:rPr>
+    </w:lvl>
+  </w:abstractNum>
+  <w:abstractNum w:abstractNumId="31" w15:restartNumberingAfterBreak="0">
     <w:nsid w:val="7E683D69"/>
     <w:multiLevelType w:val="hybridMultilevel"/>
     <w:tmpl w:val="496E6220"/>
@@ -3363,55 +6209,100 @@
     </w:lvl>
   </w:abstractNum>
   <w:num w:numId="1" w16cid:durableId="893933216">
+    <w:abstractNumId w:val="3"/>
+  </w:num>
+  <w:num w:numId="2" w16cid:durableId="910699026">
+    <w:abstractNumId w:val="10"/>
+  </w:num>
+  <w:num w:numId="3" w16cid:durableId="705520594">
+    <w:abstractNumId w:val="11"/>
+  </w:num>
+  <w:num w:numId="4" w16cid:durableId="1841575738">
+    <w:abstractNumId w:val="22"/>
+  </w:num>
+  <w:num w:numId="5" w16cid:durableId="43023416">
+    <w:abstractNumId w:val="16"/>
+  </w:num>
+  <w:num w:numId="6" w16cid:durableId="211162105">
+    <w:abstractNumId w:val="31"/>
+  </w:num>
+  <w:num w:numId="7" w16cid:durableId="572475110">
+    <w:abstractNumId w:val="27"/>
+  </w:num>
+  <w:num w:numId="8" w16cid:durableId="59254304">
+    <w:abstractNumId w:val="12"/>
+  </w:num>
+  <w:num w:numId="9" w16cid:durableId="1945115299">
     <w:abstractNumId w:val="2"/>
   </w:num>
-  <w:num w:numId="2" w16cid:durableId="910699026">
+  <w:num w:numId="10" w16cid:durableId="1776753252">
+    <w:abstractNumId w:val="6"/>
+  </w:num>
+  <w:num w:numId="11" w16cid:durableId="614872348">
+    <w:abstractNumId w:val="25"/>
+  </w:num>
+  <w:num w:numId="12" w16cid:durableId="1284574376">
+    <w:abstractNumId w:val="17"/>
+  </w:num>
+  <w:num w:numId="13" w16cid:durableId="1276673915">
+    <w:abstractNumId w:val="1"/>
+  </w:num>
+  <w:num w:numId="14" w16cid:durableId="597517332">
+    <w:abstractNumId w:val="4"/>
+  </w:num>
+  <w:num w:numId="15" w16cid:durableId="1422020124">
+    <w:abstractNumId w:val="14"/>
+  </w:num>
+  <w:num w:numId="16" w16cid:durableId="1771310846">
+    <w:abstractNumId w:val="20"/>
+  </w:num>
+  <w:num w:numId="17" w16cid:durableId="1588618028">
+    <w:abstractNumId w:val="23"/>
+  </w:num>
+  <w:num w:numId="18" w16cid:durableId="1691830262">
+    <w:abstractNumId w:val="26"/>
+  </w:num>
+  <w:num w:numId="19" w16cid:durableId="499269989">
+    <w:abstractNumId w:val="28"/>
+  </w:num>
+  <w:num w:numId="20" w16cid:durableId="30034174">
+    <w:abstractNumId w:val="29"/>
+  </w:num>
+  <w:num w:numId="21" w16cid:durableId="799036320">
+    <w:abstractNumId w:val="24"/>
+  </w:num>
+  <w:num w:numId="22" w16cid:durableId="1619264489">
+    <w:abstractNumId w:val="9"/>
+  </w:num>
+  <w:num w:numId="23" w16cid:durableId="828013540">
+    <w:abstractNumId w:val="7"/>
+  </w:num>
+  <w:num w:numId="24" w16cid:durableId="425734189">
+    <w:abstractNumId w:val="30"/>
+  </w:num>
+  <w:num w:numId="25" w16cid:durableId="756950021">
+    <w:abstractNumId w:val="15"/>
+  </w:num>
+  <w:num w:numId="26" w16cid:durableId="871959226">
+    <w:abstractNumId w:val="8"/>
+  </w:num>
+  <w:num w:numId="27" w16cid:durableId="1702782422">
     <w:abstractNumId w:val="5"/>
   </w:num>
-  <w:num w:numId="3" w16cid:durableId="705520594">
-    <w:abstractNumId w:val="6"/>
-  </w:num>
-  <w:num w:numId="4" w16cid:durableId="1841575738">
-    <w:abstractNumId w:val="12"/>
-  </w:num>
-  <w:num w:numId="5" w16cid:durableId="43023416">
-    <w:abstractNumId w:val="9"/>
-  </w:num>
-  <w:num w:numId="6" w16cid:durableId="211162105">
-    <w:abstractNumId w:val="16"/>
-  </w:num>
-  <w:num w:numId="7" w16cid:durableId="572475110">
-    <w:abstractNumId w:val="15"/>
-  </w:num>
-  <w:num w:numId="8" w16cid:durableId="59254304">
-    <w:abstractNumId w:val="7"/>
-  </w:num>
-  <w:num w:numId="9" w16cid:durableId="1945115299">
-    <w:abstractNumId w:val="1"/>
-  </w:num>
-  <w:num w:numId="10" w16cid:durableId="1776753252">
-    <w:abstractNumId w:val="4"/>
-  </w:num>
-  <w:num w:numId="11" w16cid:durableId="614872348">
-    <w:abstractNumId w:val="14"/>
-  </w:num>
-  <w:num w:numId="12" w16cid:durableId="1284574376">
-    <w:abstractNumId w:val="10"/>
-  </w:num>
-  <w:num w:numId="13" w16cid:durableId="1276673915">
+  <w:num w:numId="28" w16cid:durableId="247858696">
     <w:abstractNumId w:val="0"/>
   </w:num>
-  <w:num w:numId="14" w16cid:durableId="597517332">
-    <w:abstractNumId w:val="3"/>
+  <w:num w:numId="29" w16cid:durableId="1435706462">
+    <w:abstractNumId w:val="13"/>
   </w:num>
-  <w:num w:numId="15" w16cid:durableId="1422020124">
-    <w:abstractNumId w:val="8"/>
+  <w:num w:numId="30" w16cid:durableId="494153802">
+    <w:abstractNumId w:val="18"/>
   </w:num>
-  <w:num w:numId="16" w16cid:durableId="1771310846">
-    <w:abstractNumId w:val="11"/>
+  <w:num w:numId="31" w16cid:durableId="1578436319">
+    <w:abstractNumId w:val="21"/>
   </w:num>
-  <w:num w:numId="17" w16cid:durableId="1588618028">
-    <w:abstractNumId w:val="13"/>
+  <w:num w:numId="32" w16cid:durableId="686172163">
+    <w:abstractNumId w:val="19"/>
   </w:num>
 </w:numbering>
 </file>
@@ -4036,6 +6927,18 @@
       <w:bCs/>
     </w:rPr>
   </w:style>
+  <w:style w:type="character" w:styleId="UnresolvedMention">
+    <w:name w:val="Unresolved Mention"/>
+    <w:basedOn w:val="DefaultParagraphFont"/>
+    <w:uiPriority w:val="99"/>
+    <w:semiHidden/>
+    <w:unhideWhenUsed/>
+    <w:rsid w:val="00B2059C"/>
+    <w:rPr>
+      <w:color w:val="605E5C"/>
+      <w:shd w:val="clear" w:color="auto" w:fill="E1DFDD"/>
+    </w:rPr>
+  </w:style>
 </w:styles>
 </file>
 
